--- a/articles/000853/RuddsSoter_MappingPHinLitd7.docx
+++ b/articles/000853/RuddsSoter_MappingPHinLitd7.docx
@@ -132,8 +132,9 @@
           <w:iCs/>
           <w:color w:val="000000" w:themeColor="text1"/>
         </w:rPr>
-        <w:t>–Alex Kotlowi</w:t>
-      </w:r>
+        <w:t xml:space="preserve">–Alex </w:t>
+      </w:r>
+      <w:proofErr w:type="spellStart"/>
       <w:r>
         <w:rPr>
           <w:rFonts w:ascii="Times New Roman" w:hAnsi="Times New Roman" w:cs="Times New Roman"/>
@@ -141,8 +142,18 @@
           <w:iCs/>
           <w:color w:val="000000" w:themeColor="text1"/>
         </w:rPr>
+        <w:t>Kotlowi</w:t>
+      </w:r>
+      <w:r>
+        <w:rPr>
+          <w:rFonts w:ascii="Times New Roman" w:hAnsi="Times New Roman" w:cs="Times New Roman"/>
+          <w:i/>
+          <w:iCs/>
+          <w:color w:val="000000" w:themeColor="text1"/>
+        </w:rPr>
         <w:t>tz</w:t>
       </w:r>
+      <w:proofErr w:type="spellEnd"/>
     </w:p>
     <w:p>
       <w:pPr>
@@ -221,6 +232,7 @@
         </w:rPr>
         <w:t>While many participatory mapping studies analyze the space of American public housing from geosocial, health, and economic perspectives (</w:t>
       </w:r>
+      <w:proofErr w:type="spellStart"/>
       <w:r>
         <w:rPr>
           <w:rFonts w:ascii="Times New Roman" w:hAnsi="Times New Roman" w:cs="Times New Roman"/>
@@ -235,6 +247,7 @@
         </w:rPr>
         <w:t>Looney</w:t>
       </w:r>
+      <w:proofErr w:type="spellEnd"/>
       <w:r>
         <w:rPr>
           <w:rFonts w:ascii="Times New Roman" w:hAnsi="Times New Roman" w:cs="Times New Roman"/>
@@ -263,19 +276,53 @@
         </w:rPr>
         <w:t xml:space="preserve">; </w:t>
       </w:r>
-      <w:r>
-        <w:rPr>
-          <w:rFonts w:ascii="Times New Roman" w:hAnsi="Times New Roman" w:cs="Times New Roman"/>
-          <w:color w:val="000000" w:themeColor="text1"/>
-        </w:rPr>
-        <w:t xml:space="preserve">Wyley and DeFillipis, 2010; </w:t>
-      </w:r>
-      <w:r>
-        <w:rPr>
-          <w:rFonts w:ascii="Times New Roman" w:hAnsi="Times New Roman" w:cs="Times New Roman"/>
-          <w:color w:val="000000" w:themeColor="text1"/>
-        </w:rPr>
-        <w:t>Boyde 2016; Pett</w:t>
+      <w:proofErr w:type="spellStart"/>
+      <w:r>
+        <w:rPr>
+          <w:rFonts w:ascii="Times New Roman" w:hAnsi="Times New Roman" w:cs="Times New Roman"/>
+          <w:color w:val="000000" w:themeColor="text1"/>
+        </w:rPr>
+        <w:t>Wyley</w:t>
+      </w:r>
+      <w:proofErr w:type="spellEnd"/>
+      <w:r>
+        <w:rPr>
+          <w:rFonts w:ascii="Times New Roman" w:hAnsi="Times New Roman" w:cs="Times New Roman"/>
+          <w:color w:val="000000" w:themeColor="text1"/>
+        </w:rPr>
+        <w:t xml:space="preserve"> and </w:t>
+      </w:r>
+      <w:proofErr w:type="spellStart"/>
+      <w:r>
+        <w:rPr>
+          <w:rFonts w:ascii="Times New Roman" w:hAnsi="Times New Roman" w:cs="Times New Roman"/>
+          <w:color w:val="000000" w:themeColor="text1"/>
+        </w:rPr>
+        <w:t>DeFillipis</w:t>
+      </w:r>
+      <w:proofErr w:type="spellEnd"/>
+      <w:r>
+        <w:rPr>
+          <w:rFonts w:ascii="Times New Roman" w:hAnsi="Times New Roman" w:cs="Times New Roman"/>
+          <w:color w:val="000000" w:themeColor="text1"/>
+        </w:rPr>
+        <w:t xml:space="preserve">, 2010; </w:t>
+      </w:r>
+      <w:proofErr w:type="spellStart"/>
+      <w:r>
+        <w:rPr>
+          <w:rFonts w:ascii="Times New Roman" w:hAnsi="Times New Roman" w:cs="Times New Roman"/>
+          <w:color w:val="000000" w:themeColor="text1"/>
+        </w:rPr>
+        <w:t>Boyde</w:t>
+      </w:r>
+      <w:proofErr w:type="spellEnd"/>
+      <w:r>
+        <w:rPr>
+          <w:rFonts w:ascii="Times New Roman" w:hAnsi="Times New Roman" w:cs="Times New Roman"/>
+          <w:color w:val="000000" w:themeColor="text1"/>
+        </w:rPr>
+        <w:t xml:space="preserve"> 2016; Pett</w:t>
       </w:r>
       <w:r>
         <w:rPr>
@@ -402,8 +449,17 @@
           <w:rFonts w:ascii="Times New Roman" w:hAnsi="Times New Roman" w:cs="Times New Roman"/>
           <w:color w:val="000000" w:themeColor="text1"/>
         </w:rPr>
-        <w:t xml:space="preserve"> StoryMaps</w:t>
-      </w:r>
+        <w:t xml:space="preserve"> </w:t>
+      </w:r>
+      <w:proofErr w:type="spellStart"/>
+      <w:r>
+        <w:rPr>
+          <w:rFonts w:ascii="Times New Roman" w:hAnsi="Times New Roman" w:cs="Times New Roman"/>
+          <w:color w:val="000000" w:themeColor="text1"/>
+        </w:rPr>
+        <w:t>StoryMaps</w:t>
+      </w:r>
+      <w:proofErr w:type="spellEnd"/>
       <w:r>
         <w:rPr>
           <w:rFonts w:ascii="Times New Roman" w:hAnsi="Times New Roman" w:cs="Times New Roman"/>
@@ -460,6 +516,8 @@
         </w:rPr>
         <w:t xml:space="preserve">the </w:t>
       </w:r>
+      <w:proofErr w:type="spellStart"/>
+      <w:proofErr w:type="gramStart"/>
       <w:r>
         <w:rPr>
           <w:rFonts w:ascii="Times New Roman" w:hAnsi="Times New Roman" w:cs="Times New Roman"/>
@@ -467,6 +525,8 @@
         </w:rPr>
         <w:t>StoryMap</w:t>
       </w:r>
+      <w:proofErr w:type="spellEnd"/>
+      <w:proofErr w:type="gramEnd"/>
       <w:r>
         <w:rPr>
           <w:rFonts w:ascii="Times New Roman" w:hAnsi="Times New Roman" w:cs="Times New Roman"/>
@@ -538,12 +598,21 @@
         </w:rPr>
         <w:t xml:space="preserve">and </w:t>
       </w:r>
-      <w:r>
-        <w:rPr>
-          <w:rFonts w:ascii="Times New Roman" w:hAnsi="Times New Roman" w:cs="Times New Roman"/>
-          <w:color w:val="000000" w:themeColor="text1"/>
-        </w:rPr>
-        <w:t xml:space="preserve">StoryMap </w:t>
+      <w:proofErr w:type="spellStart"/>
+      <w:r>
+        <w:rPr>
+          <w:rFonts w:ascii="Times New Roman" w:hAnsi="Times New Roman" w:cs="Times New Roman"/>
+          <w:color w:val="000000" w:themeColor="text1"/>
+        </w:rPr>
+        <w:t>StoryMap</w:t>
+      </w:r>
+      <w:proofErr w:type="spellEnd"/>
+      <w:r>
+        <w:rPr>
+          <w:rFonts w:ascii="Times New Roman" w:hAnsi="Times New Roman" w:cs="Times New Roman"/>
+          <w:color w:val="000000" w:themeColor="text1"/>
+        </w:rPr>
+        <w:t xml:space="preserve"> </w:t>
       </w:r>
       <w:r>
         <w:rPr>
@@ -777,8 +846,17 @@
           <w:rFonts w:ascii="Times New Roman" w:hAnsi="Times New Roman" w:cs="Times New Roman"/>
           <w:color w:val="000000" w:themeColor="text1"/>
         </w:rPr>
-        <w:t>and Saegert</w:t>
-      </w:r>
+        <w:t xml:space="preserve">and </w:t>
+      </w:r>
+      <w:proofErr w:type="spellStart"/>
+      <w:r>
+        <w:rPr>
+          <w:rFonts w:ascii="Times New Roman" w:hAnsi="Times New Roman" w:cs="Times New Roman"/>
+          <w:color w:val="000000" w:themeColor="text1"/>
+        </w:rPr>
+        <w:t>Saegert</w:t>
+      </w:r>
+      <w:proofErr w:type="spellEnd"/>
       <w:r>
         <w:rPr>
           <w:rFonts w:ascii="Times New Roman" w:hAnsi="Times New Roman" w:cs="Times New Roman"/>
@@ -976,7 +1054,23 @@
           <w:rFonts w:ascii="Times New Roman" w:hAnsi="Times New Roman" w:cs="Times New Roman"/>
           <w:color w:val="000000" w:themeColor="text1"/>
         </w:rPr>
-        <w:t>property relations in Southside Chicago. This would align their experience with the well-documented phenomenology of slum living during this decade but does not capture the alternative accounts of residents moving into newer public housing buildings on Chicago’s south side, such as the Ida B. Wells and Stateway Gardens developments. While we recognize that “geographies of places are imported but can be altered, warped, re-constituted, and bent to the literary ambition of the work” (Eve</w:t>
+        <w:t xml:space="preserve">property relations in Southside Chicago. This would align their experience with the well-documented phenomenology of slum living during this decade but does not capture the alternative accounts of residents moving into newer public housing buildings on Chicago’s south side, such as the Ida B. Wells and </w:t>
+      </w:r>
+      <w:proofErr w:type="spellStart"/>
+      <w:r>
+        <w:rPr>
+          <w:rFonts w:ascii="Times New Roman" w:hAnsi="Times New Roman" w:cs="Times New Roman"/>
+          <w:color w:val="000000" w:themeColor="text1"/>
+        </w:rPr>
+        <w:t>Stateway</w:t>
+      </w:r>
+      <w:proofErr w:type="spellEnd"/>
+      <w:r>
+        <w:rPr>
+          <w:rFonts w:ascii="Times New Roman" w:hAnsi="Times New Roman" w:cs="Times New Roman"/>
+          <w:color w:val="000000" w:themeColor="text1"/>
+        </w:rPr>
+        <w:t xml:space="preserve"> Gardens developments. While we recognize that “geographies of places are imported but can be altered, warped, re-constituted, and bent to the literary ambition of the work” (Eve</w:t>
       </w:r>
       <w:r>
         <w:rPr>
@@ -1004,8 +1098,17 @@
           <w:rFonts w:ascii="Times New Roman" w:hAnsi="Times New Roman" w:cs="Times New Roman"/>
           <w:color w:val="000000" w:themeColor="text1"/>
         </w:rPr>
-        <w:t>), we also hold that studies of setting in literature have the potential to reveal “place-specific dimensions of the locales that they depict” (Rambsy</w:t>
-      </w:r>
+        <w:t>), we also hold that studies of setting in literature have the potential to reveal “place-specific dimensions of the locales that they depict” (</w:t>
+      </w:r>
+      <w:proofErr w:type="spellStart"/>
+      <w:r>
+        <w:rPr>
+          <w:rFonts w:ascii="Times New Roman" w:hAnsi="Times New Roman" w:cs="Times New Roman"/>
+          <w:color w:val="000000" w:themeColor="text1"/>
+        </w:rPr>
+        <w:t>Rambsy</w:t>
+      </w:r>
+      <w:proofErr w:type="spellEnd"/>
       <w:r>
         <w:rPr>
           <w:rFonts w:ascii="Times New Roman" w:hAnsi="Times New Roman" w:cs="Times New Roman"/>
@@ -1018,8 +1121,17 @@
           <w:rFonts w:ascii="Times New Roman" w:hAnsi="Times New Roman" w:cs="Times New Roman"/>
           <w:color w:val="000000" w:themeColor="text1"/>
         </w:rPr>
-        <w:t xml:space="preserve"> 2022, p.4). Specificity is important to analysis in both sociology and artistic representation because “housing arrangements reflect different social relations vis-à-vis the state, law enforcement, neighborhood networks, histories of interracial and intra-racial conflicts, mobility potential, and feelings of belonging” (Rudds</w:t>
-      </w:r>
+        <w:t xml:space="preserve"> 2022, p.4). Specificity is important to analysis in both sociology and artistic representation because “housing arrangements reflect different social relations vis-à-vis the state, law enforcement, neighborhood networks, histories of interracial and intra-racial conflicts, mobility potential, and feelings of belonging” (</w:t>
+      </w:r>
+      <w:proofErr w:type="spellStart"/>
+      <w:r>
+        <w:rPr>
+          <w:rFonts w:ascii="Times New Roman" w:hAnsi="Times New Roman" w:cs="Times New Roman"/>
+          <w:color w:val="000000" w:themeColor="text1"/>
+        </w:rPr>
+        <w:t>Rudds</w:t>
+      </w:r>
+      <w:proofErr w:type="spellEnd"/>
       <w:r>
         <w:rPr>
           <w:rFonts w:ascii="Times New Roman" w:hAnsi="Times New Roman" w:cs="Times New Roman"/>
@@ -1090,7 +1202,23 @@
           <w:color w:val="000000" w:themeColor="text1"/>
         </w:rPr>
         <w:lastRenderedPageBreak/>
-        <w:t xml:space="preserve">attendant literary biases. As a case in point, we attribute another constraint on our research for the StoryMap to a non-existent delineation of public housing literature amid top literary journals. Although our database includes </w:t>
+        <w:t xml:space="preserve">attendant literary biases. As a case in point, we attribute another constraint on our research for the </w:t>
+      </w:r>
+      <w:proofErr w:type="spellStart"/>
+      <w:r>
+        <w:rPr>
+          <w:rFonts w:ascii="Times New Roman" w:hAnsi="Times New Roman" w:cs="Times New Roman"/>
+          <w:color w:val="000000" w:themeColor="text1"/>
+        </w:rPr>
+        <w:t>StoryMap</w:t>
+      </w:r>
+      <w:proofErr w:type="spellEnd"/>
+      <w:r>
+        <w:rPr>
+          <w:rFonts w:ascii="Times New Roman" w:hAnsi="Times New Roman" w:cs="Times New Roman"/>
+          <w:color w:val="000000" w:themeColor="text1"/>
+        </w:rPr>
+        <w:t xml:space="preserve"> to a non-existent delineation of public housing literature amid top literary journals. Although our database includes </w:t>
       </w:r>
       <w:r>
         <w:rPr>
@@ -2775,8 +2903,17 @@
           <w:rFonts w:ascii="Times New Roman" w:hAnsi="Times New Roman" w:cs="Times New Roman"/>
           <w:color w:val="000000" w:themeColor="text1"/>
         </w:rPr>
-        <w:t>its viability as homespace</w:t>
-      </w:r>
+        <w:t xml:space="preserve">its viability as </w:t>
+      </w:r>
+      <w:proofErr w:type="spellStart"/>
+      <w:r>
+        <w:rPr>
+          <w:rFonts w:ascii="Times New Roman" w:hAnsi="Times New Roman" w:cs="Times New Roman"/>
+          <w:color w:val="000000" w:themeColor="text1"/>
+        </w:rPr>
+        <w:t>homespace</w:t>
+      </w:r>
+      <w:proofErr w:type="spellEnd"/>
       <w:r>
         <w:rPr>
           <w:rFonts w:ascii="Times New Roman" w:hAnsi="Times New Roman" w:cs="Times New Roman"/>
@@ -3461,12 +3598,21 @@
         </w:rPr>
         <w:t>(</w:t>
       </w:r>
-      <w:r>
-        <w:rPr>
-          <w:rFonts w:ascii="Times New Roman" w:hAnsi="Times New Roman" w:cs="Times New Roman"/>
-          <w:color w:val="000000" w:themeColor="text1"/>
-        </w:rPr>
-        <w:t xml:space="preserve">Rudds, </w:t>
+      <w:proofErr w:type="spellStart"/>
+      <w:r>
+        <w:rPr>
+          <w:rFonts w:ascii="Times New Roman" w:hAnsi="Times New Roman" w:cs="Times New Roman"/>
+          <w:color w:val="000000" w:themeColor="text1"/>
+        </w:rPr>
+        <w:t>Rudds</w:t>
+      </w:r>
+      <w:proofErr w:type="spellEnd"/>
+      <w:r>
+        <w:rPr>
+          <w:rFonts w:ascii="Times New Roman" w:hAnsi="Times New Roman" w:cs="Times New Roman"/>
+          <w:color w:val="000000" w:themeColor="text1"/>
+        </w:rPr>
+        <w:t xml:space="preserve">, </w:t>
       </w:r>
       <w:r>
         <w:rPr>
@@ -3593,14 +3739,7 @@
           <w:rFonts w:ascii="Times New Roman" w:hAnsi="Times New Roman" w:cs="Times New Roman"/>
           <w:color w:val="000000" w:themeColor="text1"/>
         </w:rPr>
-        <w:t xml:space="preserve"> </w:t>
-      </w:r>
-      <w:r>
-        <w:rPr>
-          <w:rFonts w:ascii="Times New Roman" w:hAnsi="Times New Roman" w:cs="Times New Roman"/>
-          <w:color w:val="000000" w:themeColor="text1"/>
-        </w:rPr>
-        <w:t xml:space="preserve">As literary scholars practicing DH, we </w:t>
+        <w:t xml:space="preserve"> As literary scholars practicing DH, we </w:t>
       </w:r>
       <w:r>
         <w:rPr>
@@ -4076,7 +4215,23 @@
           <w:rFonts w:ascii="Times New Roman" w:hAnsi="Times New Roman" w:cs="Times New Roman"/>
           <w:color w:val="000000" w:themeColor="text1"/>
         </w:rPr>
-        <w:t>Though, on the one hand, they form a type of currency against those in society deemed less powerful; on the other, as Elleza Kelley (2020, p. 182) argues, “</w:t>
+        <w:t xml:space="preserve">Though, on the one hand, they form a type of currency against those in society deemed less powerful; on the other, as </w:t>
+      </w:r>
+      <w:proofErr w:type="spellStart"/>
+      <w:r>
+        <w:rPr>
+          <w:rFonts w:ascii="Times New Roman" w:hAnsi="Times New Roman" w:cs="Times New Roman"/>
+          <w:color w:val="000000" w:themeColor="text1"/>
+        </w:rPr>
+        <w:t>Elleza</w:t>
+      </w:r>
+      <w:proofErr w:type="spellEnd"/>
+      <w:r>
+        <w:rPr>
+          <w:rFonts w:ascii="Times New Roman" w:hAnsi="Times New Roman" w:cs="Times New Roman"/>
+          <w:color w:val="000000" w:themeColor="text1"/>
+        </w:rPr>
+        <w:t xml:space="preserve"> Kelley (2020, p. 182) argues, “</w:t>
       </w:r>
       <w:r>
         <w:rPr>
@@ -4124,7 +4279,25 @@
           <w:color w:val="000000" w:themeColor="text1"/>
           <w:kern w:val="0"/>
         </w:rPr>
-        <w:t>). Alternative cartographic views have always existed, disrupting Western knowledge production with clandestine routes, underground or maroon placemaking, border exchanges, mutual aid, and “respatialization” through poetics (Kelley, 202</w:t>
+        <w:t>). Alternative cartographic views have always existed, disrupting Western knowledge production with clandestine routes, underground or maroon placemaking, border exchanges, mutual aid, and “</w:t>
+      </w:r>
+      <w:proofErr w:type="spellStart"/>
+      <w:r>
+        <w:rPr>
+          <w:rFonts w:ascii="Times New Roman" w:hAnsi="Times New Roman" w:cs="Times New Roman"/>
+          <w:color w:val="000000" w:themeColor="text1"/>
+          <w:kern w:val="0"/>
+        </w:rPr>
+        <w:t>respatialization</w:t>
+      </w:r>
+      <w:proofErr w:type="spellEnd"/>
+      <w:r>
+        <w:rPr>
+          <w:rFonts w:ascii="Times New Roman" w:hAnsi="Times New Roman" w:cs="Times New Roman"/>
+          <w:color w:val="000000" w:themeColor="text1"/>
+          <w:kern w:val="0"/>
+        </w:rPr>
+        <w:t>” through poetics (Kelley, 202</w:t>
       </w:r>
       <w:r>
         <w:rPr>
@@ -4157,7 +4330,23 @@
           <w:rFonts w:ascii="Times New Roman" w:hAnsi="Times New Roman" w:cs="Times New Roman"/>
           <w:color w:val="000000" w:themeColor="text1"/>
         </w:rPr>
-        <w:t xml:space="preserve"> To think of the map as a text (and vice versa) destabilizes the authority of the so-called “objective mapmaker" by juxtaposing the radical assumptions of critical cartography with the range of “interpretative possibilities” (Harley, 1992, p. 7-8). Not only does literature inherently problematize the singularity of perspective when it comes to describing place, the practice of literary mapping manifests as a counter-mapping project in that the inclusion of place-based visual aids as part of a given work always-already initiates the reader into the possibility that an entirely independent world exists alongside the so-called real one (Piatti et. al, 2009). By nature of this juxtaposition of worlds, dominant and less dominant, fictional and unreal, popular versus overlooked, the practice of critical or counter-cartography, understood through the lens of literary mapping, means neither the text nor the place can be thought of in isolation. Drawing on Toni Morrison’s uses of fiction to paint liberatory maps for Black readers, Kelley (2021, p.  195)) points to the conceptual fluidity opened by Morrison’s depiction of place as “both object and subject”:  “Where we can map places as alive, changing, and feeling; as containing embodied and independent meaning; as accruing memories and knowledge, we can begin to locate the hidden and obscured possibilities within landscapes that appear closed, complete and impenetrable.” We see the relevance to fiction about public housing </w:t>
+        <w:t> To think of the map as a text (and vice versa) destabilizes the authority of the so-called “objective mapmaker" by juxtaposing the radical assumptions of critical cartography with the range of “interpretative possibilities” (Harley, 1992, p. 7-8). Not only does literature inherently problematize the singularity of perspective when it comes to describing place, the practice of literary mapping manifests as a counter-mapping project in that the inclusion of place-based visual aids as part of a given work always-already initiates the reader into the possibility that an entirely independent world exists alongside the so-called real one (Piatti et. al, 2009). By nature of this juxtaposition of worlds, dominant and less dominant, fictional and unreal, popular versus overlooked, the practice of critical or counter-cartography, understood through the lens of literary mapping, means neither the text nor the place can be thought of in isolation. Drawing on Toni Morrison’s uses of fiction to paint liberatory maps for Black readers, Kelley (2021, p.  195)) points to the conceptual fluidity opened by Morrison’s depiction of place as “both object and subject”</w:t>
+      </w:r>
+      <w:proofErr w:type="gramStart"/>
+      <w:r>
+        <w:rPr>
+          <w:rFonts w:ascii="Times New Roman" w:hAnsi="Times New Roman" w:cs="Times New Roman"/>
+          <w:color w:val="000000" w:themeColor="text1"/>
+        </w:rPr>
+        <w:t>:  “</w:t>
+      </w:r>
+      <w:proofErr w:type="gramEnd"/>
+      <w:r>
+        <w:rPr>
+          <w:rFonts w:ascii="Times New Roman" w:hAnsi="Times New Roman" w:cs="Times New Roman"/>
+          <w:color w:val="000000" w:themeColor="text1"/>
+        </w:rPr>
+        <w:t xml:space="preserve">Where we can map places as alive, changing, and feeling; as containing embodied and independent meaning; as accruing memories and knowledge, we can begin to locate the hidden and obscured possibilities within landscapes that appear closed, complete and impenetrable.” We see the relevance to fiction about public housing </w:t>
       </w:r>
       <w:r>
         <w:rPr>
@@ -4252,7 +4441,23 @@
           <w:rFonts w:ascii="Times New Roman" w:hAnsi="Times New Roman" w:cs="Times New Roman"/>
           <w:color w:val="000000" w:themeColor="text1"/>
         </w:rPr>
-        <w:t xml:space="preserve"> “space” when it becomes part of a larger narrative. Sylvia Wynter (1971) very helpfully demonstrated how West Indians of African descent defied the marketization of their labor and bodies by cultivating their own little plots within the logic of the plantation. Parsard (2023) suggests that Wynter’s analogy between “the plot” and the West Indian novel is complicated by the shifting infrastructure that supports property relations. In the case of America’s public housing, we draw a similar analogy: residents converted large plots of governmental land into “place” as soon as they began moving into their homes</w:t>
+        <w:t xml:space="preserve"> “space” when it becomes part of a larger narrative. Sylvia Wynter (1971) very helpfully demonstrated how West Indians of African descent defied the marketization of their labor and bodies by cultivating their own little plots within the logic of the plantation. </w:t>
+      </w:r>
+      <w:proofErr w:type="spellStart"/>
+      <w:r>
+        <w:rPr>
+          <w:rFonts w:ascii="Times New Roman" w:hAnsi="Times New Roman" w:cs="Times New Roman"/>
+          <w:color w:val="000000" w:themeColor="text1"/>
+        </w:rPr>
+        <w:t>Parsard</w:t>
+      </w:r>
+      <w:proofErr w:type="spellEnd"/>
+      <w:r>
+        <w:rPr>
+          <w:rFonts w:ascii="Times New Roman" w:hAnsi="Times New Roman" w:cs="Times New Roman"/>
+          <w:color w:val="000000" w:themeColor="text1"/>
+        </w:rPr>
+        <w:t xml:space="preserve"> (2023) suggests that Wynter’s analogy between “the plot” and the West Indian novel is complicated by the shifting infrastructure that supports property relations. In the case of America’s public housing, we draw a similar analogy: residents converted large plots of governmental land into “place” as soon as they began moving into their homes</w:t>
       </w:r>
       <w:r>
         <w:rPr>
@@ -4412,7 +4617,39 @@
           <w:rFonts w:ascii="Times New Roman" w:hAnsi="Times New Roman" w:cs="Times New Roman"/>
           <w:color w:val="000000" w:themeColor="text1"/>
         </w:rPr>
-        <w:t xml:space="preserve"> written in 2022. Wolfe is a former resident of the Robert Taylor Homes, which serves as the novel’s central setting. The text depicts twelve-year-old FeFe (Felicia) Stevens and her relationship with friends and family during a pivotal year in her adolescence. Through the first-person narration, letters, and journal entries, readers follow FeFe as she navigates the loss of her brother to gang participation and the mysterious tragedy of a childhood friend. The novel deals with complicated familial relations, fourth amendment violations, sexual abuse, and the self-actualization of its coming-of-age narrator. Wolfe’s storytelling is compassionate towards her young characters and their environment. Begun in 1999, the slow demolition of the Robert Taylor housing community serves as the backdrop for the narrative, and we noted in our reading and discussion how the book records building numbers and playgrounds that no longer exist. In Chapter Three, for example, the buildings are personified as infants that have grown up along with the residents, serving as shade and witness for neighborhood comings and goings, as well as violence.  Residents gather to watch the demolition of 4946, and the narrator recounts, “That day is cemented in my memory. We watched them knock down what we thought was indestructible. I’d learn that so many things that I thought were solid and structured in my life could be broken down, bit by bit, just like those buildings” (p. 29). As part of Chicago’s </w:t>
+        <w:t xml:space="preserve"> written in 2022. Wolfe is a former resident of the Robert Taylor Homes, which serves as the novel’s central setting. The text depicts twelve-year-old </w:t>
+      </w:r>
+      <w:proofErr w:type="spellStart"/>
+      <w:r>
+        <w:rPr>
+          <w:rFonts w:ascii="Times New Roman" w:hAnsi="Times New Roman" w:cs="Times New Roman"/>
+          <w:color w:val="000000" w:themeColor="text1"/>
+        </w:rPr>
+        <w:t>FeFe</w:t>
+      </w:r>
+      <w:proofErr w:type="spellEnd"/>
+      <w:r>
+        <w:rPr>
+          <w:rFonts w:ascii="Times New Roman" w:hAnsi="Times New Roman" w:cs="Times New Roman"/>
+          <w:color w:val="000000" w:themeColor="text1"/>
+        </w:rPr>
+        <w:t xml:space="preserve"> (Felicia) Stevens and her relationship with friends and family during a pivotal year in her adolescence. Through the first-person narration, letters, and journal entries, readers follow </w:t>
+      </w:r>
+      <w:proofErr w:type="spellStart"/>
+      <w:r>
+        <w:rPr>
+          <w:rFonts w:ascii="Times New Roman" w:hAnsi="Times New Roman" w:cs="Times New Roman"/>
+          <w:color w:val="000000" w:themeColor="text1"/>
+        </w:rPr>
+        <w:t>FeFe</w:t>
+      </w:r>
+      <w:proofErr w:type="spellEnd"/>
+      <w:r>
+        <w:rPr>
+          <w:rFonts w:ascii="Times New Roman" w:hAnsi="Times New Roman" w:cs="Times New Roman"/>
+          <w:color w:val="000000" w:themeColor="text1"/>
+        </w:rPr>
+        <w:t xml:space="preserve"> as she navigates the loss of her brother to gang participation and the mysterious tragedy of a childhood friend. The novel deals with complicated familial relations, fourth amendment violations, sexual abuse, and the self-actualization of its coming-of-age narrator. Wolfe’s storytelling is compassionate towards her young characters and their environment. Begun in 1999, the slow demolition of the Robert Taylor housing community serves as the backdrop for the narrative, and we noted in our reading and discussion how the book records building numbers and playgrounds that no longer exist. In Chapter Three, for example, the buildings are personified as infants that have grown up along with the residents, serving as shade and witness for neighborhood comings and goings, as well as violence.  Residents gather to watch the demolition of 4946, and the narrator recounts, “That day is cemented in my memory. We watched them knock down what we thought was indestructible. I’d learn that so many things that I thought were solid and structured in my life could be broken down, bit by bit, just like those buildings” (p. 29). As part of Chicago’s </w:t>
       </w:r>
       <w:r>
         <w:rPr>
@@ -5465,7 +5702,23 @@
           <w:rFonts w:ascii="Times New Roman" w:hAnsi="Times New Roman" w:cs="Times New Roman"/>
           <w:color w:val="000000" w:themeColor="text1"/>
         </w:rPr>
-        <w:t xml:space="preserve">a quick profile from the StoryMap </w:t>
+        <w:t xml:space="preserve">a quick profile from the </w:t>
+      </w:r>
+      <w:proofErr w:type="spellStart"/>
+      <w:r>
+        <w:rPr>
+          <w:rFonts w:ascii="Times New Roman" w:hAnsi="Times New Roman" w:cs="Times New Roman"/>
+          <w:color w:val="000000" w:themeColor="text1"/>
+        </w:rPr>
+        <w:t>StoryMap</w:t>
+      </w:r>
+      <w:proofErr w:type="spellEnd"/>
+      <w:r>
+        <w:rPr>
+          <w:rFonts w:ascii="Times New Roman" w:hAnsi="Times New Roman" w:cs="Times New Roman"/>
+          <w:color w:val="000000" w:themeColor="text1"/>
+        </w:rPr>
+        <w:t xml:space="preserve"> </w:t>
       </w:r>
       <w:r>
         <w:rPr>
@@ -5799,7 +6052,7 @@
           <w:color w:val="000000" w:themeColor="text1"/>
         </w:rPr>
         <w:drawing>
-          <wp:inline distT="0" distB="0" distL="0" distR="0" wp14:anchorId="5BCC9F79" wp14:editId="6F09932D">
+          <wp:inline distT="0" distB="0" distL="0" distR="0" wp14:anchorId="5BCC9F79" wp14:editId="411363D6">
             <wp:extent cx="5892800" cy="2755900"/>
             <wp:effectExtent l="0" t="0" r="0" b="0"/>
             <wp:docPr id="688298420" name="Picture 8" descr="A screenshot of a computer&#10;&#10;Description automatically generated"/>
@@ -6494,8 +6747,17 @@
           <w:rFonts w:ascii="Times New Roman" w:hAnsi="Times New Roman" w:cs="Times New Roman"/>
           <w:color w:val="000000" w:themeColor="text1"/>
         </w:rPr>
-        <w:t xml:space="preserve"> titles, we used book summaries, reviews, and prior encounters with the texts to develop the beginning of the collection. It took multiple attempts and cross-referencing to establish a stable reference set. Our initial approach to finding this literature was compiling a comprehensive list of search terms to query online catalogs, mainly WorldCat</w:t>
-      </w:r>
+        <w:t xml:space="preserve"> titles, we used book summaries, reviews, and prior encounters with the texts to develop the beginning of the collection. It took multiple attempts and cross-referencing to establish a stable reference set. Our initial approach to finding this literature was compiling a comprehensive list of search terms to query online catalogs, mainly </w:t>
+      </w:r>
+      <w:proofErr w:type="spellStart"/>
+      <w:r>
+        <w:rPr>
+          <w:rFonts w:ascii="Times New Roman" w:hAnsi="Times New Roman" w:cs="Times New Roman"/>
+          <w:color w:val="000000" w:themeColor="text1"/>
+        </w:rPr>
+        <w:t>WorldCat</w:t>
+      </w:r>
+      <w:proofErr w:type="spellEnd"/>
       <w:r>
         <w:rPr>
           <w:rFonts w:ascii="Times New Roman" w:hAnsi="Times New Roman" w:cs="Times New Roman"/>
@@ -6508,7 +6770,23 @@
           <w:rFonts w:ascii="Times New Roman" w:hAnsi="Times New Roman" w:cs="Times New Roman"/>
           <w:color w:val="000000" w:themeColor="text1"/>
         </w:rPr>
-        <w:t xml:space="preserve"> the Library of Congress, and the University of Utah’s library databases. Many of the search terms we applied did not yield results, or did not yield the same results across catalogs, despite the boolean operators and truncation that were employed. Less than 37% of the books in our current database are recognized by the Library of Congress catalog. It, therefore, became clear that we needed to bolster our natural language searching by incorporating subject heading searches, as well (Frandsen, Carlsen, and Eriksen, 2022), which prompted us to start thinking about MARC records and the different ways these texts are digitally stored. </w:t>
+        <w:t xml:space="preserve"> the Library of Congress, and the University of Utah’s library databases. Many of the search terms we applied did not yield results, or did not yield the same results across catalogs, despite the </w:t>
+      </w:r>
+      <w:proofErr w:type="spellStart"/>
+      <w:r>
+        <w:rPr>
+          <w:rFonts w:ascii="Times New Roman" w:hAnsi="Times New Roman" w:cs="Times New Roman"/>
+          <w:color w:val="000000" w:themeColor="text1"/>
+        </w:rPr>
+        <w:t>boolean</w:t>
+      </w:r>
+      <w:proofErr w:type="spellEnd"/>
+      <w:r>
+        <w:rPr>
+          <w:rFonts w:ascii="Times New Roman" w:hAnsi="Times New Roman" w:cs="Times New Roman"/>
+          <w:color w:val="000000" w:themeColor="text1"/>
+        </w:rPr>
+        <w:t xml:space="preserve"> operators and truncation that were employed. Less than 37% of the books in our current database are recognized by the Library of Congress catalog. It, therefore, became clear that we needed to bolster our natural language searching by incorporating subject heading searches, as well (Frandsen, Carlsen, and Eriksen, 2022), which prompted us to start thinking about MARC records and the different ways these texts are digitally stored. </w:t>
       </w:r>
     </w:p>
     <w:p>
@@ -6575,7 +6853,27 @@
           <w:iCs/>
           <w:color w:val="000000" w:themeColor="text1"/>
         </w:rPr>
-        <w:t>Desperate Hoodwives: An Urban Tale</w:t>
+        <w:t xml:space="preserve">Desperate </w:t>
+      </w:r>
+      <w:proofErr w:type="spellStart"/>
+      <w:r>
+        <w:rPr>
+          <w:rFonts w:ascii="Times New Roman" w:hAnsi="Times New Roman" w:cs="Times New Roman"/>
+          <w:i/>
+          <w:iCs/>
+          <w:color w:val="000000" w:themeColor="text1"/>
+        </w:rPr>
+        <w:t>Hoodwives</w:t>
+      </w:r>
+      <w:proofErr w:type="spellEnd"/>
+      <w:r>
+        <w:rPr>
+          <w:rFonts w:ascii="Times New Roman" w:hAnsi="Times New Roman" w:cs="Times New Roman"/>
+          <w:i/>
+          <w:iCs/>
+          <w:color w:val="000000" w:themeColor="text1"/>
+        </w:rPr>
+        <w:t>: An Urban Tale</w:t>
       </w:r>
       <w:r>
         <w:rPr>
@@ -6945,7 +7243,27 @@
           <w:iCs/>
           <w:color w:val="000000" w:themeColor="text1"/>
         </w:rPr>
-        <w:t>Desperate Hoodwives: An Urban Tale</w:t>
+        <w:t xml:space="preserve">Desperate </w:t>
+      </w:r>
+      <w:proofErr w:type="spellStart"/>
+      <w:r>
+        <w:rPr>
+          <w:rFonts w:ascii="Times New Roman" w:hAnsi="Times New Roman" w:cs="Times New Roman"/>
+          <w:i/>
+          <w:iCs/>
+          <w:color w:val="000000" w:themeColor="text1"/>
+        </w:rPr>
+        <w:t>Hoodwives</w:t>
+      </w:r>
+      <w:proofErr w:type="spellEnd"/>
+      <w:r>
+        <w:rPr>
+          <w:rFonts w:ascii="Times New Roman" w:hAnsi="Times New Roman" w:cs="Times New Roman"/>
+          <w:i/>
+          <w:iCs/>
+          <w:color w:val="000000" w:themeColor="text1"/>
+        </w:rPr>
+        <w:t>: An Urban Tale</w:t>
       </w:r>
     </w:p>
     <w:p>
@@ -7592,7 +7910,27 @@
                 <w:kern w:val="0"/>
                 <w14:ligatures w14:val="none"/>
               </w:rPr>
-              <w:t>Date: A point or period of time associated with an event in the lifecycle of the resource.</w:t>
+              <w:t xml:space="preserve">Date: A point or </w:t>
+            </w:r>
+            <w:proofErr w:type="gramStart"/>
+            <w:r>
+              <w:rPr>
+                <w:rFonts w:ascii="Times New Roman" w:eastAsia="Times New Roman" w:hAnsi="Times New Roman" w:cs="Times New Roman"/>
+                <w:color w:val="000000" w:themeColor="text1"/>
+                <w:kern w:val="0"/>
+                <w14:ligatures w14:val="none"/>
+              </w:rPr>
+              <w:t>period of time</w:t>
+            </w:r>
+            <w:proofErr w:type="gramEnd"/>
+            <w:r>
+              <w:rPr>
+                <w:rFonts w:ascii="Times New Roman" w:eastAsia="Times New Roman" w:hAnsi="Times New Roman" w:cs="Times New Roman"/>
+                <w:color w:val="000000" w:themeColor="text1"/>
+                <w:kern w:val="0"/>
+                <w14:ligatures w14:val="none"/>
+              </w:rPr>
+              <w:t xml:space="preserve"> associated with an event in the lifecycle of the resource.</w:t>
             </w:r>
           </w:p>
         </w:tc>
@@ -8113,6 +8451,7 @@
                 <w14:ligatures w14:val="none"/>
               </w:rPr>
             </w:pPr>
+            <w:proofErr w:type="spellStart"/>
             <w:r>
               <w:rPr>
                 <w:rFonts w:ascii="Times New Roman" w:eastAsia="Times New Roman" w:hAnsi="Times New Roman" w:cs="Times New Roman"/>
@@ -8121,7 +8460,18 @@
                 <w:highlight w:val="lightGray"/>
                 <w14:ligatures w14:val="none"/>
               </w:rPr>
-              <w:t>Worldcat Tags:</w:t>
+              <w:t>Worldcat</w:t>
+            </w:r>
+            <w:proofErr w:type="spellEnd"/>
+            <w:r>
+              <w:rPr>
+                <w:rFonts w:ascii="Times New Roman" w:eastAsia="Times New Roman" w:hAnsi="Times New Roman" w:cs="Times New Roman"/>
+                <w:color w:val="000000" w:themeColor="text1"/>
+                <w:kern w:val="0"/>
+                <w:highlight w:val="lightGray"/>
+                <w14:ligatures w14:val="none"/>
+              </w:rPr>
+              <w:t xml:space="preserve"> Tags:</w:t>
             </w:r>
             <w:r>
               <w:rPr>
@@ -8130,7 +8480,27 @@
                 <w:kern w:val="0"/>
                 <w14:ligatures w14:val="none"/>
               </w:rPr>
-              <w:t xml:space="preserve"> How the Worldcat database categorizes each title. </w:t>
+              <w:t xml:space="preserve"> How the </w:t>
+            </w:r>
+            <w:proofErr w:type="spellStart"/>
+            <w:r>
+              <w:rPr>
+                <w:rFonts w:ascii="Times New Roman" w:eastAsia="Times New Roman" w:hAnsi="Times New Roman" w:cs="Times New Roman"/>
+                <w:color w:val="000000" w:themeColor="text1"/>
+                <w:kern w:val="0"/>
+                <w14:ligatures w14:val="none"/>
+              </w:rPr>
+              <w:t>Worldcat</w:t>
+            </w:r>
+            <w:proofErr w:type="spellEnd"/>
+            <w:r>
+              <w:rPr>
+                <w:rFonts w:ascii="Times New Roman" w:eastAsia="Times New Roman" w:hAnsi="Times New Roman" w:cs="Times New Roman"/>
+                <w:color w:val="000000" w:themeColor="text1"/>
+                <w:kern w:val="0"/>
+                <w14:ligatures w14:val="none"/>
+              </w:rPr>
+              <w:t xml:space="preserve"> database categorizes each title. </w:t>
             </w:r>
           </w:p>
         </w:tc>
@@ -8297,7 +8667,23 @@
           <w:rFonts w:ascii="Times New Roman" w:hAnsi="Times New Roman" w:cs="Times New Roman"/>
           <w:color w:val="000000" w:themeColor="text1"/>
         </w:rPr>
-        <w:t xml:space="preserve"> the ultimate goal.</w:t>
+        <w:t xml:space="preserve"> the </w:t>
+      </w:r>
+      <w:proofErr w:type="gramStart"/>
+      <w:r>
+        <w:rPr>
+          <w:rFonts w:ascii="Times New Roman" w:hAnsi="Times New Roman" w:cs="Times New Roman"/>
+          <w:color w:val="000000" w:themeColor="text1"/>
+        </w:rPr>
+        <w:t>ultimate goal</w:t>
+      </w:r>
+      <w:proofErr w:type="gramEnd"/>
+      <w:r>
+        <w:rPr>
+          <w:rFonts w:ascii="Times New Roman" w:hAnsi="Times New Roman" w:cs="Times New Roman"/>
+          <w:color w:val="000000" w:themeColor="text1"/>
+        </w:rPr>
+        <w:t>.</w:t>
       </w:r>
     </w:p>
     <w:p>
@@ -8568,8 +8954,17 @@
           <w:rFonts w:ascii="Times New Roman" w:hAnsi="Times New Roman" w:cs="Times New Roman"/>
           <w:color w:val="000000" w:themeColor="text1"/>
         </w:rPr>
-        <w:t>he average income of public housing residents in the US was $16,000 in 2021 according to USAFacts</w:t>
-      </w:r>
+        <w:t xml:space="preserve">he average income of public housing residents in the US was $16,000 in 2021 according to </w:t>
+      </w:r>
+      <w:proofErr w:type="spellStart"/>
+      <w:r>
+        <w:rPr>
+          <w:rFonts w:ascii="Times New Roman" w:hAnsi="Times New Roman" w:cs="Times New Roman"/>
+          <w:color w:val="000000" w:themeColor="text1"/>
+        </w:rPr>
+        <w:t>USAFacts</w:t>
+      </w:r>
+      <w:proofErr w:type="spellEnd"/>
       <w:r>
         <w:rPr>
           <w:rFonts w:ascii="Times New Roman" w:hAnsi="Times New Roman" w:cs="Times New Roman"/>
@@ -9119,7 +9514,23 @@
           <w:rFonts w:ascii="Times New Roman" w:hAnsi="Times New Roman" w:cs="Times New Roman"/>
           <w:color w:val="000000" w:themeColor="text1"/>
         </w:rPr>
-        <w:t>Shah et. al, 2018; Cammett, 2016</w:t>
+        <w:t xml:space="preserve">Shah et. al, 2018; </w:t>
+      </w:r>
+      <w:proofErr w:type="spellStart"/>
+      <w:r>
+        <w:rPr>
+          <w:rFonts w:ascii="Times New Roman" w:hAnsi="Times New Roman" w:cs="Times New Roman"/>
+          <w:color w:val="000000" w:themeColor="text1"/>
+        </w:rPr>
+        <w:t>Cammett</w:t>
+      </w:r>
+      <w:proofErr w:type="spellEnd"/>
+      <w:r>
+        <w:rPr>
+          <w:rFonts w:ascii="Times New Roman" w:hAnsi="Times New Roman" w:cs="Times New Roman"/>
+          <w:color w:val="000000" w:themeColor="text1"/>
+        </w:rPr>
+        <w:t>, 2016</w:t>
       </w:r>
       <w:r>
         <w:rPr>
@@ -9855,7 +10266,23 @@
           <w:rFonts w:ascii="Times New Roman" w:hAnsi="Times New Roman" w:cs="Times New Roman"/>
           <w:color w:val="000000" w:themeColor="text1"/>
         </w:rPr>
-        <w:t>“The first racial zoning ordinance in the nation was intended to clear Chinese residents of San Franscisco out of desirable neighborhoods</w:t>
+        <w:t xml:space="preserve">“The first racial zoning ordinance in the nation was intended to clear Chinese residents of San </w:t>
+      </w:r>
+      <w:proofErr w:type="spellStart"/>
+      <w:r>
+        <w:rPr>
+          <w:rFonts w:ascii="Times New Roman" w:hAnsi="Times New Roman" w:cs="Times New Roman"/>
+          <w:color w:val="000000" w:themeColor="text1"/>
+        </w:rPr>
+        <w:t>Franscisco</w:t>
+      </w:r>
+      <w:proofErr w:type="spellEnd"/>
+      <w:r>
+        <w:rPr>
+          <w:rFonts w:ascii="Times New Roman" w:hAnsi="Times New Roman" w:cs="Times New Roman"/>
+          <w:color w:val="000000" w:themeColor="text1"/>
+        </w:rPr>
+        <w:t xml:space="preserve"> out of desirable neighborhoods</w:t>
       </w:r>
       <w:r>
         <w:rPr>
@@ -10083,7 +10510,23 @@
           <w:rFonts w:ascii="Times New Roman" w:hAnsi="Times New Roman" w:cs="Times New Roman"/>
           <w:color w:val="000000" w:themeColor="text1"/>
         </w:rPr>
-        <w:t xml:space="preserve">century (lynching postcards, news clips of racial mobs, etc.) as in some ways an over-reliance on metonymy which can be decontextualized and lead to fragmented analysis. We understand this to mean that a visual map highlighting particular stories may reify overfamiliarity with associated stereotypes and genres, and that we should carefully frame these stories as examples of unique viewpoints and not attempt to speak on behalf of </w:t>
+        <w:t xml:space="preserve">century (lynching postcards, news clips of racial mobs, etc.) as in some ways an over-reliance on metonymy which can be decontextualized and lead to fragmented analysis. We understand this to mean that a visual map highlighting </w:t>
+      </w:r>
+      <w:proofErr w:type="gramStart"/>
+      <w:r>
+        <w:rPr>
+          <w:rFonts w:ascii="Times New Roman" w:hAnsi="Times New Roman" w:cs="Times New Roman"/>
+          <w:color w:val="000000" w:themeColor="text1"/>
+        </w:rPr>
+        <w:t>particular stories</w:t>
+      </w:r>
+      <w:proofErr w:type="gramEnd"/>
+      <w:r>
+        <w:rPr>
+          <w:rFonts w:ascii="Times New Roman" w:hAnsi="Times New Roman" w:cs="Times New Roman"/>
+          <w:color w:val="000000" w:themeColor="text1"/>
+        </w:rPr>
+        <w:t xml:space="preserve"> may reify overfamiliarity with associated stereotypes and genres, and that we should carefully frame these stories as examples of unique viewpoints and not attempt to speak on behalf of </w:t>
       </w:r>
       <w:r>
         <w:rPr>
@@ -10097,7 +10540,23 @@
           <w:rFonts w:ascii="Times New Roman" w:hAnsi="Times New Roman" w:cs="Times New Roman"/>
           <w:color w:val="000000" w:themeColor="text1"/>
         </w:rPr>
-        <w:t>. For instance, although our database reflects writers who are majority Black, it also contains texts by non-Black authors, and even by non-Black, non-former or non-current residents. Our aim is not to reproduce a colonizing gaze that separates groups into presumed subjectivities that bear the burden of cultural history. Rather, through the dynamic interactivity of the StoryMap and the diversity of the collection of works, the goal is to encourage users to draw their own conclusions about the relationship between the texts, space, place</w:t>
+        <w:t xml:space="preserve">. For instance, although our database reflects writers who are majority Black, it also contains texts by non-Black authors, and even by non-Black, non-former or non-current residents. Our aim is not to reproduce a colonizing gaze that separates groups into presumed subjectivities that bear the burden of cultural history. Rather, through the dynamic interactivity of the </w:t>
+      </w:r>
+      <w:proofErr w:type="spellStart"/>
+      <w:r>
+        <w:rPr>
+          <w:rFonts w:ascii="Times New Roman" w:hAnsi="Times New Roman" w:cs="Times New Roman"/>
+          <w:color w:val="000000" w:themeColor="text1"/>
+        </w:rPr>
+        <w:t>StoryMap</w:t>
+      </w:r>
+      <w:proofErr w:type="spellEnd"/>
+      <w:r>
+        <w:rPr>
+          <w:rFonts w:ascii="Times New Roman" w:hAnsi="Times New Roman" w:cs="Times New Roman"/>
+          <w:color w:val="000000" w:themeColor="text1"/>
+        </w:rPr>
+        <w:t xml:space="preserve"> and the diversity of the collection of works, the goal is to encourage users to draw their own conclusions about the relationship between the texts, space, place</w:t>
       </w:r>
       <w:r>
         <w:rPr>
@@ -10149,7 +10608,23 @@
           <w:rFonts w:ascii="Times New Roman" w:hAnsi="Times New Roman" w:cs="Times New Roman"/>
           <w:color w:val="000000" w:themeColor="text1"/>
         </w:rPr>
-        <w:t xml:space="preserve"> p. 32) counsels that digital humanities should be as interested in questioning “the uneven distribution of information technology resources, how it sustains cultural centers that are implicated in the suppression of Black life diasporically” as </w:t>
+        <w:t xml:space="preserve"> p. 32) counsels that digital humanities should be as interested in questioning “the uneven distribution of information technology resources, how it sustains cultural centers that are implicated in the suppression of Black life </w:t>
+      </w:r>
+      <w:proofErr w:type="spellStart"/>
+      <w:r>
+        <w:rPr>
+          <w:rFonts w:ascii="Times New Roman" w:hAnsi="Times New Roman" w:cs="Times New Roman"/>
+          <w:color w:val="000000" w:themeColor="text1"/>
+        </w:rPr>
+        <w:t>diasporically</w:t>
+      </w:r>
+      <w:proofErr w:type="spellEnd"/>
+      <w:r>
+        <w:rPr>
+          <w:rFonts w:ascii="Times New Roman" w:hAnsi="Times New Roman" w:cs="Times New Roman"/>
+          <w:color w:val="000000" w:themeColor="text1"/>
+        </w:rPr>
+        <w:t xml:space="preserve">” as </w:t>
       </w:r>
       <w:r>
         <w:rPr>
@@ -10308,7 +10783,23 @@
           <w:rFonts w:ascii="Times New Roman" w:hAnsi="Times New Roman" w:cs="Times New Roman"/>
           <w:color w:val="000000" w:themeColor="text1"/>
         </w:rPr>
-        <w:t xml:space="preserve">What these questions illuminated to us is that engaging with this archive requires more than the knowledge of scholar-researchers who are non-public housing residents. Working as an assistant professor of English and </w:t>
+        <w:t xml:space="preserve">What these questions illuminated to us is that engaging with this archive requires more than the knowledge of scholar-researchers who </w:t>
+      </w:r>
+      <w:proofErr w:type="gramStart"/>
+      <w:r>
+        <w:rPr>
+          <w:rFonts w:ascii="Times New Roman" w:hAnsi="Times New Roman" w:cs="Times New Roman"/>
+          <w:color w:val="000000" w:themeColor="text1"/>
+        </w:rPr>
+        <w:t>are non-public housing residents</w:t>
+      </w:r>
+      <w:proofErr w:type="gramEnd"/>
+      <w:r>
+        <w:rPr>
+          <w:rFonts w:ascii="Times New Roman" w:hAnsi="Times New Roman" w:cs="Times New Roman"/>
+          <w:color w:val="000000" w:themeColor="text1"/>
+        </w:rPr>
+        <w:t xml:space="preserve">. Working as an assistant professor of English and </w:t>
       </w:r>
       <w:r>
         <w:rPr>
@@ -10364,7 +10855,23 @@
           <w:rFonts w:ascii="Times New Roman" w:hAnsi="Times New Roman" w:cs="Times New Roman"/>
           <w:color w:val="000000" w:themeColor="text1"/>
         </w:rPr>
-        <w:t xml:space="preserve">, and Theadora </w:t>
+        <w:t xml:space="preserve">, and </w:t>
+      </w:r>
+      <w:proofErr w:type="spellStart"/>
+      <w:r>
+        <w:rPr>
+          <w:rFonts w:ascii="Times New Roman" w:hAnsi="Times New Roman" w:cs="Times New Roman"/>
+          <w:color w:val="000000" w:themeColor="text1"/>
+        </w:rPr>
+        <w:t>Theadora</w:t>
+      </w:r>
+      <w:proofErr w:type="spellEnd"/>
+      <w:r>
+        <w:rPr>
+          <w:rFonts w:ascii="Times New Roman" w:hAnsi="Times New Roman" w:cs="Times New Roman"/>
+          <w:color w:val="000000" w:themeColor="text1"/>
+        </w:rPr>
+        <w:t xml:space="preserve"> </w:t>
       </w:r>
       <w:r>
         <w:rPr>
@@ -10484,7 +10991,23 @@
           <w:rFonts w:ascii="Times New Roman" w:hAnsi="Times New Roman" w:cs="Times New Roman"/>
           <w:color w:val="000000" w:themeColor="text1"/>
         </w:rPr>
-        <w:t xml:space="preserve"> to avoid to the extent possible. To mitigate our ignorance, we engaged in one-on-one interviews with former public housing residents and more closely affiliated scholars to solicit their input on the unfinished StoryMap and database.</w:t>
+        <w:t xml:space="preserve"> to avoid to the extent possible. To mitigate our ignorance, we engaged in one-on-one interviews with former public housing residents and more closely affiliated scholars to solicit their input on the unfinished </w:t>
+      </w:r>
+      <w:proofErr w:type="spellStart"/>
+      <w:r>
+        <w:rPr>
+          <w:rFonts w:ascii="Times New Roman" w:hAnsi="Times New Roman" w:cs="Times New Roman"/>
+          <w:color w:val="000000" w:themeColor="text1"/>
+        </w:rPr>
+        <w:t>StoryMap</w:t>
+      </w:r>
+      <w:proofErr w:type="spellEnd"/>
+      <w:r>
+        <w:rPr>
+          <w:rFonts w:ascii="Times New Roman" w:hAnsi="Times New Roman" w:cs="Times New Roman"/>
+          <w:color w:val="000000" w:themeColor="text1"/>
+        </w:rPr>
+        <w:t xml:space="preserve"> and database.</w:t>
       </w:r>
       <w:r>
         <w:rPr>
@@ -10558,7 +11081,23 @@
           <w:rFonts w:ascii="Times New Roman" w:hAnsi="Times New Roman" w:cs="Times New Roman"/>
           <w:color w:val="000000" w:themeColor="text1"/>
         </w:rPr>
-        <w:t xml:space="preserve">. We informed participants that they were not the subjects of our research, however, still requested their formal consent and asked the same set of semi-structured questions. Nahisha McCoy is </w:t>
+        <w:t xml:space="preserve">. We informed participants that they were not the subjects of our research, however, still requested their formal consent and asked the same set of semi-structured questions. </w:t>
+      </w:r>
+      <w:proofErr w:type="spellStart"/>
+      <w:r>
+        <w:rPr>
+          <w:rFonts w:ascii="Times New Roman" w:hAnsi="Times New Roman" w:cs="Times New Roman"/>
+          <w:color w:val="000000" w:themeColor="text1"/>
+        </w:rPr>
+        <w:t>Nahisha</w:t>
+      </w:r>
+      <w:proofErr w:type="spellEnd"/>
+      <w:r>
+        <w:rPr>
+          <w:rFonts w:ascii="Times New Roman" w:hAnsi="Times New Roman" w:cs="Times New Roman"/>
+          <w:color w:val="000000" w:themeColor="text1"/>
+        </w:rPr>
+        <w:t xml:space="preserve"> McCoy is </w:t>
       </w:r>
       <w:r>
         <w:rPr>
@@ -10845,7 +11384,25 @@
           <w:rFonts w:ascii="Times New Roman" w:hAnsi="Times New Roman" w:cs="Times New Roman"/>
           <w:color w:val="000000" w:themeColor="text1"/>
         </w:rPr>
-        <w:t xml:space="preserve">We shared both the StoryMap and the data set behind it. </w:t>
+        <w:t xml:space="preserve">We shared both the </w:t>
+      </w:r>
+      <w:proofErr w:type="spellStart"/>
+      <w:proofErr w:type="gramStart"/>
+      <w:r>
+        <w:rPr>
+          <w:rFonts w:ascii="Times New Roman" w:hAnsi="Times New Roman" w:cs="Times New Roman"/>
+          <w:color w:val="000000" w:themeColor="text1"/>
+        </w:rPr>
+        <w:t>StoryMap</w:t>
+      </w:r>
+      <w:proofErr w:type="spellEnd"/>
+      <w:proofErr w:type="gramEnd"/>
+      <w:r>
+        <w:rPr>
+          <w:rFonts w:ascii="Times New Roman" w:hAnsi="Times New Roman" w:cs="Times New Roman"/>
+          <w:color w:val="000000" w:themeColor="text1"/>
+        </w:rPr>
+        <w:t xml:space="preserve"> and the data set behind it. </w:t>
       </w:r>
       <w:r>
         <w:rPr>
@@ -10902,7 +11459,23 @@
           <w:color w:val="000000" w:themeColor="text1"/>
         </w:rPr>
         <w:lastRenderedPageBreak/>
-        <w:t>locations represented on the StoryMap and what the novels have in common thematically. McCoy, Phillips, and Kemp were instead more specifically curious about the authors’ biographies, genre classifications, and the preservation of an accurate cultural history of public housing through photography and hyperlinked archives.</w:t>
+        <w:t xml:space="preserve">locations represented on the </w:t>
+      </w:r>
+      <w:proofErr w:type="spellStart"/>
+      <w:r>
+        <w:rPr>
+          <w:rFonts w:ascii="Times New Roman" w:hAnsi="Times New Roman" w:cs="Times New Roman"/>
+          <w:color w:val="000000" w:themeColor="text1"/>
+        </w:rPr>
+        <w:t>StoryMap</w:t>
+      </w:r>
+      <w:proofErr w:type="spellEnd"/>
+      <w:r>
+        <w:rPr>
+          <w:rFonts w:ascii="Times New Roman" w:hAnsi="Times New Roman" w:cs="Times New Roman"/>
+          <w:color w:val="000000" w:themeColor="text1"/>
+        </w:rPr>
+        <w:t xml:space="preserve"> and what the novels have in common thematically. McCoy, Phillips, and Kemp were instead more specifically curious about the authors’ biographies, genre classifications, and the preservation of an accurate cultural history of public housing through photography and hyperlinked archives.</w:t>
       </w:r>
     </w:p>
     <w:p>
@@ -10919,7 +11492,39 @@
           <w:rFonts w:ascii="Times New Roman" w:hAnsi="Times New Roman" w:cs="Times New Roman"/>
           <w:color w:val="000000" w:themeColor="text1"/>
         </w:rPr>
-        <w:t xml:space="preserve">McCoy, a published novelist, was surprised to learn how her novel, set in Red Hook, was classified by Worldcat. (Because Worldcat did not include “Public Housing” as a related subject, the book did not show up in our previous searches.) McCoy framed her novel, </w:t>
+        <w:t xml:space="preserve">McCoy, a published novelist, was surprised to learn how her novel, set in Red Hook, was classified by </w:t>
+      </w:r>
+      <w:proofErr w:type="spellStart"/>
+      <w:r>
+        <w:rPr>
+          <w:rFonts w:ascii="Times New Roman" w:hAnsi="Times New Roman" w:cs="Times New Roman"/>
+          <w:color w:val="000000" w:themeColor="text1"/>
+        </w:rPr>
+        <w:t>Worldcat</w:t>
+      </w:r>
+      <w:proofErr w:type="spellEnd"/>
+      <w:r>
+        <w:rPr>
+          <w:rFonts w:ascii="Times New Roman" w:hAnsi="Times New Roman" w:cs="Times New Roman"/>
+          <w:color w:val="000000" w:themeColor="text1"/>
+        </w:rPr>
+        <w:t xml:space="preserve">. (Because </w:t>
+      </w:r>
+      <w:proofErr w:type="spellStart"/>
+      <w:r>
+        <w:rPr>
+          <w:rFonts w:ascii="Times New Roman" w:hAnsi="Times New Roman" w:cs="Times New Roman"/>
+          <w:color w:val="000000" w:themeColor="text1"/>
+        </w:rPr>
+        <w:t>Worldcat</w:t>
+      </w:r>
+      <w:proofErr w:type="spellEnd"/>
+      <w:r>
+        <w:rPr>
+          <w:rFonts w:ascii="Times New Roman" w:hAnsi="Times New Roman" w:cs="Times New Roman"/>
+          <w:color w:val="000000" w:themeColor="text1"/>
+        </w:rPr>
+        <w:t xml:space="preserve"> did not include “Public Housing” as a related subject, the book did not show up in our previous searches.) McCoy framed her novel, </w:t>
       </w:r>
       <w:r>
         <w:rPr>
@@ -11189,7 +11794,23 @@
           <w:rFonts w:ascii="Times New Roman" w:hAnsi="Times New Roman" w:cs="Times New Roman"/>
           <w:color w:val="000000" w:themeColor="text1"/>
         </w:rPr>
-        <w:t>redesigning the StoryMap to be more user friendly and structurally logical.</w:t>
+        <w:t xml:space="preserve">redesigning the </w:t>
+      </w:r>
+      <w:proofErr w:type="spellStart"/>
+      <w:r>
+        <w:rPr>
+          <w:rFonts w:ascii="Times New Roman" w:hAnsi="Times New Roman" w:cs="Times New Roman"/>
+          <w:color w:val="000000" w:themeColor="text1"/>
+        </w:rPr>
+        <w:t>StoryMap</w:t>
+      </w:r>
+      <w:proofErr w:type="spellEnd"/>
+      <w:r>
+        <w:rPr>
+          <w:rFonts w:ascii="Times New Roman" w:hAnsi="Times New Roman" w:cs="Times New Roman"/>
+          <w:color w:val="000000" w:themeColor="text1"/>
+        </w:rPr>
+        <w:t xml:space="preserve"> to be more user friendly and structurally logical.</w:t>
       </w:r>
     </w:p>
     <w:p>
@@ -11299,7 +11920,39 @@
           <w:rFonts w:ascii="Times New Roman" w:hAnsi="Times New Roman" w:cs="Times New Roman"/>
           <w:color w:val="000000" w:themeColor="text1"/>
         </w:rPr>
-        <w:t>) argues, anything on the geoweb (with Google Maps being its predominant support structure) “invites fundamental questions about…division of labour, participation, and community.” These questions include who will own the site and manage the data</w:t>
+        <w:t xml:space="preserve">) argues, anything on the </w:t>
+      </w:r>
+      <w:proofErr w:type="spellStart"/>
+      <w:r>
+        <w:rPr>
+          <w:rFonts w:ascii="Times New Roman" w:hAnsi="Times New Roman" w:cs="Times New Roman"/>
+          <w:color w:val="000000" w:themeColor="text1"/>
+        </w:rPr>
+        <w:t>geoweb</w:t>
+      </w:r>
+      <w:proofErr w:type="spellEnd"/>
+      <w:r>
+        <w:rPr>
+          <w:rFonts w:ascii="Times New Roman" w:hAnsi="Times New Roman" w:cs="Times New Roman"/>
+          <w:color w:val="000000" w:themeColor="text1"/>
+        </w:rPr>
+        <w:t xml:space="preserve"> (with Google Maps being its predominant support structure) “invites fundamental questions about…division of </w:t>
+      </w:r>
+      <w:proofErr w:type="spellStart"/>
+      <w:r>
+        <w:rPr>
+          <w:rFonts w:ascii="Times New Roman" w:hAnsi="Times New Roman" w:cs="Times New Roman"/>
+          <w:color w:val="000000" w:themeColor="text1"/>
+        </w:rPr>
+        <w:t>labour</w:t>
+      </w:r>
+      <w:proofErr w:type="spellEnd"/>
+      <w:r>
+        <w:rPr>
+          <w:rFonts w:ascii="Times New Roman" w:hAnsi="Times New Roman" w:cs="Times New Roman"/>
+          <w:color w:val="000000" w:themeColor="text1"/>
+        </w:rPr>
+        <w:t>, participation, and community.” These questions include who will own the site and manage the data</w:t>
       </w:r>
       <w:r>
         <w:rPr>
@@ -11818,7 +12471,39 @@
           <w:rFonts w:ascii="Times New Roman" w:hAnsi="Times New Roman" w:cs="Times New Roman"/>
           <w:color w:val="000000" w:themeColor="text1"/>
         </w:rPr>
-        <w:t>GIS tools have the power to elevate overlooked locations to our collective consciousness while democratizing mapping practices in the digital humanities. ArcMap, ArcGISPro, Bing Maps, Google Earth, Tableau Public, and StoryMaps (</w:t>
+        <w:t xml:space="preserve">GIS tools have the power to elevate overlooked locations to our collective consciousness while democratizing mapping practices in the digital humanities. ArcMap, </w:t>
+      </w:r>
+      <w:proofErr w:type="spellStart"/>
+      <w:r>
+        <w:rPr>
+          <w:rFonts w:ascii="Times New Roman" w:hAnsi="Times New Roman" w:cs="Times New Roman"/>
+          <w:color w:val="000000" w:themeColor="text1"/>
+        </w:rPr>
+        <w:t>ArcGISPro</w:t>
+      </w:r>
+      <w:proofErr w:type="spellEnd"/>
+      <w:r>
+        <w:rPr>
+          <w:rFonts w:ascii="Times New Roman" w:hAnsi="Times New Roman" w:cs="Times New Roman"/>
+          <w:color w:val="000000" w:themeColor="text1"/>
+        </w:rPr>
+        <w:t xml:space="preserve">, Bing Maps, Google Earth, Tableau Public, and </w:t>
+      </w:r>
+      <w:proofErr w:type="spellStart"/>
+      <w:r>
+        <w:rPr>
+          <w:rFonts w:ascii="Times New Roman" w:hAnsi="Times New Roman" w:cs="Times New Roman"/>
+          <w:color w:val="000000" w:themeColor="text1"/>
+        </w:rPr>
+        <w:t>StoryMaps</w:t>
+      </w:r>
+      <w:proofErr w:type="spellEnd"/>
+      <w:r>
+        <w:rPr>
+          <w:rFonts w:ascii="Times New Roman" w:hAnsi="Times New Roman" w:cs="Times New Roman"/>
+          <w:color w:val="000000" w:themeColor="text1"/>
+        </w:rPr>
+        <w:t xml:space="preserve"> (</w:t>
       </w:r>
       <w:r>
         <w:rPr>
@@ -11832,7 +12517,32 @@
           <w:rFonts w:ascii="Times New Roman" w:hAnsi="Times New Roman" w:cs="Times New Roman"/>
           <w:color w:val="000000" w:themeColor="text1"/>
         </w:rPr>
-        <w:t xml:space="preserve"> ArcGIS) have expanded how humanities scholars can produce collaborative cartographic knowledge due to the extent to which digital mapping is free, public, and interactive. Platforms such as Tableau Public and StoryMaps, in particular, enable creators to build dramatic visualizations of spatial data and invite crowdsourcing to deepen vernacular histories of various cultural topics. While these forms of mapping may collude with leftover enlightenment agendas</w:t>
+        <w:t xml:space="preserve"> ArcGIS) have expanded how humanities scholars can produce collaborative cartographic knowledge due to the extent to which digital mapping is free, public, and interactive. Platforms such as Tableau Public and </w:t>
+      </w:r>
+      <w:proofErr w:type="spellStart"/>
+      <w:r>
+        <w:rPr>
+          <w:rFonts w:ascii="Times New Roman" w:hAnsi="Times New Roman" w:cs="Times New Roman"/>
+          <w:color w:val="000000" w:themeColor="text1"/>
+        </w:rPr>
+        <w:t>StoryMaps</w:t>
+      </w:r>
+      <w:proofErr w:type="spellEnd"/>
+      <w:proofErr w:type="gramStart"/>
+      <w:r>
+        <w:rPr>
+          <w:rFonts w:ascii="Times New Roman" w:hAnsi="Times New Roman" w:cs="Times New Roman"/>
+          <w:color w:val="000000" w:themeColor="text1"/>
+        </w:rPr>
+        <w:t>, in particular, enable</w:t>
+      </w:r>
+      <w:proofErr w:type="gramEnd"/>
+      <w:r>
+        <w:rPr>
+          <w:rFonts w:ascii="Times New Roman" w:hAnsi="Times New Roman" w:cs="Times New Roman"/>
+          <w:color w:val="000000" w:themeColor="text1"/>
+        </w:rPr>
+        <w:t xml:space="preserve"> creators to build dramatic visualizations of spatial data and invite crowdsourcing to deepen vernacular histories of various cultural topics. While these forms of mapping may collude with leftover enlightenment agendas</w:t>
       </w:r>
       <w:r>
         <w:rPr>
@@ -11881,8 +12591,17 @@
           <w:rFonts w:ascii="Times New Roman" w:hAnsi="Times New Roman" w:cs="Times New Roman"/>
           <w:color w:val="000000" w:themeColor="text1"/>
         </w:rPr>
-        <w:t xml:space="preserve"> (Caquard</w:t>
-      </w:r>
+        <w:t xml:space="preserve"> (</w:t>
+      </w:r>
+      <w:proofErr w:type="spellStart"/>
+      <w:r>
+        <w:rPr>
+          <w:rFonts w:ascii="Times New Roman" w:hAnsi="Times New Roman" w:cs="Times New Roman"/>
+          <w:color w:val="000000" w:themeColor="text1"/>
+        </w:rPr>
+        <w:t>Caquard</w:t>
+      </w:r>
+      <w:proofErr w:type="spellEnd"/>
       <w:r>
         <w:rPr>
           <w:rFonts w:ascii="Times New Roman" w:hAnsi="Times New Roman" w:cs="Times New Roman"/>
@@ -11938,7 +12657,23 @@
           <w:rFonts w:ascii="Times New Roman" w:hAnsi="Times New Roman" w:cs="Times New Roman"/>
           <w:color w:val="000000" w:themeColor="text1"/>
         </w:rPr>
-        <w:t xml:space="preserve">In this article, we discussed the use of ArcGIS/StoryMaps to </w:t>
+        <w:t>In this article, we discussed the use of ArcGIS/</w:t>
+      </w:r>
+      <w:proofErr w:type="spellStart"/>
+      <w:r>
+        <w:rPr>
+          <w:rFonts w:ascii="Times New Roman" w:hAnsi="Times New Roman" w:cs="Times New Roman"/>
+          <w:color w:val="000000" w:themeColor="text1"/>
+        </w:rPr>
+        <w:t>StoryMaps</w:t>
+      </w:r>
+      <w:proofErr w:type="spellEnd"/>
+      <w:r>
+        <w:rPr>
+          <w:rFonts w:ascii="Times New Roman" w:hAnsi="Times New Roman" w:cs="Times New Roman"/>
+          <w:color w:val="000000" w:themeColor="text1"/>
+        </w:rPr>
+        <w:t xml:space="preserve"> to </w:t>
       </w:r>
       <w:r>
         <w:rPr>
@@ -12010,13 +12745,22 @@
         </w:rPr>
         <w:t xml:space="preserve">the </w:t>
       </w:r>
+      <w:proofErr w:type="spellStart"/>
       <w:r>
         <w:rPr>
           <w:rFonts w:ascii="Times New Roman" w:hAnsi="Times New Roman" w:cs="Times New Roman"/>
           <w:color w:val="000000" w:themeColor="text1"/>
         </w:rPr>
         <w:lastRenderedPageBreak/>
-        <w:t>StoryMap,</w:t>
+        <w:t>StoryMap</w:t>
+      </w:r>
+      <w:proofErr w:type="spellEnd"/>
+      <w:r>
+        <w:rPr>
+          <w:rFonts w:ascii="Times New Roman" w:hAnsi="Times New Roman" w:cs="Times New Roman"/>
+          <w:color w:val="000000" w:themeColor="text1"/>
+        </w:rPr>
+        <w:t>,</w:t>
       </w:r>
       <w:r>
         <w:rPr>
@@ -12464,7 +13208,21 @@
         <w:rPr>
           <w:rFonts w:ascii="Arial" w:hAnsi="Arial" w:cs="Arial"/>
         </w:rPr>
-        <w:t xml:space="preserve"> Alex Kotlowitz is the author of the well-known nonfictional work, </w:t>
+        <w:t xml:space="preserve"> Alex </w:t>
+      </w:r>
+      <w:proofErr w:type="spellStart"/>
+      <w:r>
+        <w:rPr>
+          <w:rFonts w:ascii="Arial" w:hAnsi="Arial" w:cs="Arial"/>
+        </w:rPr>
+        <w:t>Kotlowitz</w:t>
+      </w:r>
+      <w:proofErr w:type="spellEnd"/>
+      <w:r>
+        <w:rPr>
+          <w:rFonts w:ascii="Arial" w:hAnsi="Arial" w:cs="Arial"/>
+        </w:rPr>
+        <w:t xml:space="preserve"> is the author of the well-known nonfictional work, </w:t>
       </w:r>
       <w:r>
         <w:rPr>
@@ -12561,7 +13319,21 @@
         <w:rPr>
           <w:rFonts w:ascii="Arial" w:hAnsi="Arial" w:cs="Arial"/>
         </w:rPr>
-        <w:t xml:space="preserve">of the storymap is </w:t>
+        <w:t xml:space="preserve">of the </w:t>
+      </w:r>
+      <w:proofErr w:type="spellStart"/>
+      <w:r>
+        <w:rPr>
+          <w:rFonts w:ascii="Arial" w:hAnsi="Arial" w:cs="Arial"/>
+        </w:rPr>
+        <w:t>storymap</w:t>
+      </w:r>
+      <w:proofErr w:type="spellEnd"/>
+      <w:r>
+        <w:rPr>
+          <w:rFonts w:ascii="Arial" w:hAnsi="Arial" w:cs="Arial"/>
+        </w:rPr>
+        <w:t xml:space="preserve"> is </w:t>
       </w:r>
       <w:r>
         <w:rPr>
@@ -12820,6 +13592,7 @@
         </w:rPr>
         <w:t xml:space="preserve">either the </w:t>
       </w:r>
+      <w:proofErr w:type="spellStart"/>
       <w:r>
         <w:rPr>
           <w:rFonts w:ascii="Arial" w:hAnsi="Arial" w:cs="Arial"/>
@@ -12838,7 +13611,18 @@
           <w:szCs w:val="20"/>
           <w:u w:val="single"/>
         </w:rPr>
-        <w:t xml:space="preserve">orldcat catalog or commercial description. </w:t>
+        <w:t>orldcat</w:t>
+      </w:r>
+      <w:proofErr w:type="spellEnd"/>
+      <w:r>
+        <w:rPr>
+          <w:rFonts w:ascii="Arial" w:hAnsi="Arial" w:cs="Arial"/>
+          <w:color w:val="000000" w:themeColor="text1"/>
+          <w:sz w:val="20"/>
+          <w:szCs w:val="20"/>
+          <w:u w:val="single"/>
+        </w:rPr>
+        <w:t xml:space="preserve"> catalog or commercial description. </w:t>
       </w:r>
       <w:r>
         <w:rPr>
@@ -12942,8 +13726,20 @@
           <w:szCs w:val="20"/>
           <w:u w:val="single"/>
         </w:rPr>
-        <w:t>the highest critical attention</w:t>
-      </w:r>
+        <w:t xml:space="preserve">the highest critical </w:t>
+      </w:r>
+      <w:proofErr w:type="gramStart"/>
+      <w:r>
+        <w:rPr>
+          <w:rFonts w:ascii="Arial" w:hAnsi="Arial" w:cs="Arial"/>
+          <w:color w:val="000000" w:themeColor="text1"/>
+          <w:sz w:val="20"/>
+          <w:szCs w:val="20"/>
+          <w:u w:val="single"/>
+        </w:rPr>
+        <w:t>attention</w:t>
+      </w:r>
+      <w:proofErr w:type="gramEnd"/>
       <w:r>
         <w:rPr>
           <w:rFonts w:ascii="Arial" w:hAnsi="Arial" w:cs="Arial"/>
@@ -14091,7 +14887,21 @@
         <w:rPr>
           <w:rFonts w:ascii="Arial" w:hAnsi="Arial" w:cs="Arial"/>
         </w:rPr>
-        <w:t>s claimed “</w:t>
+        <w:t xml:space="preserve">s </w:t>
+      </w:r>
+      <w:proofErr w:type="gramStart"/>
+      <w:r>
+        <w:rPr>
+          <w:rFonts w:ascii="Arial" w:hAnsi="Arial" w:cs="Arial"/>
+        </w:rPr>
+        <w:t>claimed</w:t>
+      </w:r>
+      <w:proofErr w:type="gramEnd"/>
+      <w:r>
+        <w:rPr>
+          <w:rFonts w:ascii="Arial" w:hAnsi="Arial" w:cs="Arial"/>
+        </w:rPr>
+        <w:t xml:space="preserve"> “</w:t>
       </w:r>
       <w:r>
         <w:rPr>
@@ -14822,7 +15632,43 @@
           <w:sz w:val="20"/>
           <w:szCs w:val="20"/>
         </w:rPr>
-        <w:t xml:space="preserve"> This work—including the development of a database, the first versions of our StoryMap, and this article—would not have been possible without support from the Digital Matters Lab of the University of Utah. Under the interim headship of Rebekah L. Cummings, we received funding to support Theadora’s yearlong assistantship and training. Colleagues David Roh and Elizabeth Callaway in the English Department encouraged the project by listening to ideas, pointing us to resources, and reviewing early drafts. We also extend enormous gratitude to the </w:t>
+        <w:t xml:space="preserve"> This work—including the development of a database, the first versions of our </w:t>
+      </w:r>
+      <w:proofErr w:type="spellStart"/>
+      <w:r>
+        <w:rPr>
+          <w:rFonts w:ascii="Arial" w:hAnsi="Arial" w:cs="Arial"/>
+          <w:sz w:val="20"/>
+          <w:szCs w:val="20"/>
+        </w:rPr>
+        <w:t>StoryMap</w:t>
+      </w:r>
+      <w:proofErr w:type="spellEnd"/>
+      <w:r>
+        <w:rPr>
+          <w:rFonts w:ascii="Arial" w:hAnsi="Arial" w:cs="Arial"/>
+          <w:sz w:val="20"/>
+          <w:szCs w:val="20"/>
+        </w:rPr>
+        <w:t xml:space="preserve">, and this article—would not have been possible without support from the Digital Matters Lab of the University of Utah. Under the interim headship of Rebekah L. Cummings, we received funding to support </w:t>
+      </w:r>
+      <w:proofErr w:type="spellStart"/>
+      <w:r>
+        <w:rPr>
+          <w:rFonts w:ascii="Arial" w:hAnsi="Arial" w:cs="Arial"/>
+          <w:sz w:val="20"/>
+          <w:szCs w:val="20"/>
+        </w:rPr>
+        <w:t>Theadora’s</w:t>
+      </w:r>
+      <w:proofErr w:type="spellEnd"/>
+      <w:r>
+        <w:rPr>
+          <w:rFonts w:ascii="Arial" w:hAnsi="Arial" w:cs="Arial"/>
+          <w:sz w:val="20"/>
+          <w:szCs w:val="20"/>
+        </w:rPr>
+        <w:t xml:space="preserve"> yearlong assistantship and training. Colleagues David Roh and Elizabeth Callaway in the English Department encouraged the project by listening to ideas, pointing us to resources, and reviewing early drafts. We also extend enormous gratitude to the </w:t>
       </w:r>
       <w:r>
         <w:rPr>
@@ -14894,7 +15740,25 @@
           <w:sz w:val="20"/>
           <w:szCs w:val="20"/>
         </w:rPr>
-        <w:t xml:space="preserve"> Vitasta Singh</w:t>
+        <w:t xml:space="preserve"> </w:t>
+      </w:r>
+      <w:proofErr w:type="spellStart"/>
+      <w:r>
+        <w:rPr>
+          <w:rFonts w:ascii="Arial" w:hAnsi="Arial" w:cs="Arial"/>
+          <w:sz w:val="20"/>
+          <w:szCs w:val="20"/>
+        </w:rPr>
+        <w:t>Vitasta</w:t>
+      </w:r>
+      <w:proofErr w:type="spellEnd"/>
+      <w:r>
+        <w:rPr>
+          <w:rFonts w:ascii="Arial" w:hAnsi="Arial" w:cs="Arial"/>
+          <w:sz w:val="20"/>
+          <w:szCs w:val="20"/>
+        </w:rPr>
+        <w:t xml:space="preserve"> Singh</w:t>
       </w:r>
       <w:r>
         <w:rPr>
@@ -15091,7 +15955,35 @@
         <w:rPr>
           <w:rFonts w:ascii="Arial" w:hAnsi="Arial" w:cs="Arial"/>
         </w:rPr>
-        <w:t xml:space="preserve">sending a query email to former participants of the Beauty Turner Oral History Academy of the National Public Housing Museum. Liú m.z.h. Chen, NPHM Programs Manager of the Oral History Archive &amp; Collective, provided </w:t>
+        <w:t xml:space="preserve">sending a query email to former participants of the Beauty Turner Oral History Academy of the National Public Housing Museum. </w:t>
+      </w:r>
+      <w:proofErr w:type="spellStart"/>
+      <w:r>
+        <w:rPr>
+          <w:rFonts w:ascii="Arial" w:hAnsi="Arial" w:cs="Arial"/>
+        </w:rPr>
+        <w:t>Liú</w:t>
+      </w:r>
+      <w:proofErr w:type="spellEnd"/>
+      <w:r>
+        <w:rPr>
+          <w:rFonts w:ascii="Arial" w:hAnsi="Arial" w:cs="Arial"/>
+        </w:rPr>
+        <w:t xml:space="preserve"> </w:t>
+      </w:r>
+      <w:proofErr w:type="spellStart"/>
+      <w:r>
+        <w:rPr>
+          <w:rFonts w:ascii="Arial" w:hAnsi="Arial" w:cs="Arial"/>
+        </w:rPr>
+        <w:t>m.z.h</w:t>
+      </w:r>
+      <w:proofErr w:type="spellEnd"/>
+      <w:r>
+        <w:rPr>
+          <w:rFonts w:ascii="Arial" w:hAnsi="Arial" w:cs="Arial"/>
+        </w:rPr>
+        <w:t xml:space="preserve">. Chen, NPHM Programs Manager of the Oral History Archive &amp; Collective, provided </w:t>
       </w:r>
       <w:r>
         <w:rPr>
@@ -15109,7 +16001,21 @@
         <w:rPr>
           <w:rFonts w:ascii="Arial" w:hAnsi="Arial" w:cs="Arial"/>
         </w:rPr>
-        <w:t>on the StoryMap and valuable input on how we might</w:t>
+        <w:t xml:space="preserve">on the </w:t>
+      </w:r>
+      <w:proofErr w:type="spellStart"/>
+      <w:r>
+        <w:rPr>
+          <w:rFonts w:ascii="Arial" w:hAnsi="Arial" w:cs="Arial"/>
+        </w:rPr>
+        <w:t>StoryMap</w:t>
+      </w:r>
+      <w:proofErr w:type="spellEnd"/>
+      <w:r>
+        <w:rPr>
+          <w:rFonts w:ascii="Arial" w:hAnsi="Arial" w:cs="Arial"/>
+        </w:rPr>
+        <w:t xml:space="preserve"> and valuable input on how we might</w:t>
       </w:r>
       <w:r>
         <w:rPr>
@@ -15193,8 +16099,18 @@
           <w:sz w:val="20"/>
           <w:szCs w:val="20"/>
         </w:rPr>
-        <w:t>is the largest public housing community in Brooklyn and its residency reflects the diversity in the books we’ve aggregated with a large percentage of Latinx and Black tenants, and about 25 percent White and Asian tenants, including a significant foreign-born population. Through the Red Hook Community Justice Center and Red Hook Griot Storytelling Project, the community has also cultivated networks of collaboration and leadershi</w:t>
-      </w:r>
+        <w:t xml:space="preserve">is the largest public housing community in Brooklyn and its residency reflects the diversity in the books we’ve aggregated with a large percentage of Latinx and Black tenants, and about 25 percent White and Asian tenants, including a significant foreign-born population. Through the Red Hook Community Justice Center and Red Hook Griot Storytelling Project, the community has also cultivated networks of collaboration and </w:t>
+      </w:r>
+      <w:proofErr w:type="spellStart"/>
+      <w:r>
+        <w:rPr>
+          <w:rFonts w:ascii="Arial" w:hAnsi="Arial" w:cs="Arial"/>
+          <w:sz w:val="20"/>
+          <w:szCs w:val="20"/>
+        </w:rPr>
+        <w:t>leadershi</w:t>
+      </w:r>
+      <w:proofErr w:type="spellEnd"/>
       <w:r>
         <w:rPr>
           <w:rFonts w:ascii="Arial" w:hAnsi="Arial" w:cs="Arial"/>
@@ -15240,7 +16156,25 @@
           <w:sz w:val="20"/>
           <w:szCs w:val="20"/>
         </w:rPr>
-        <w:t>Historical maps of indigenous and Black communities, for example, demonstrate misnaming and renaming practices, de jure and de facto segregation, toxic land use, and land clearance in the name of development (Caquard, 2013; Hawthorne, 2019; Bullard et. al, 2008).</w:t>
+        <w:t>Historical maps of indigenous and Black communities, for example, demonstrate misnaming and renaming practices, de jure and de facto segregation, toxic land use, and land clearance in the name of development (</w:t>
+      </w:r>
+      <w:proofErr w:type="spellStart"/>
+      <w:r>
+        <w:rPr>
+          <w:rFonts w:ascii="Arial" w:hAnsi="Arial" w:cs="Arial"/>
+          <w:sz w:val="20"/>
+          <w:szCs w:val="20"/>
+        </w:rPr>
+        <w:t>Caquard</w:t>
+      </w:r>
+      <w:proofErr w:type="spellEnd"/>
+      <w:r>
+        <w:rPr>
+          <w:rFonts w:ascii="Arial" w:hAnsi="Arial" w:cs="Arial"/>
+          <w:sz w:val="20"/>
+          <w:szCs w:val="20"/>
+        </w:rPr>
+        <w:t>, 2013; Hawthorne, 2019; Bullard et. al, 2008).</w:t>
       </w:r>
       <w:r>
         <w:rPr>
@@ -15389,7 +16323,17 @@
           <w:kern w:val="0"/>
           <w:sz w:val="20"/>
           <w:szCs w:val="20"/>
+          <w:highlight w:val="green"/>
           <w14:ligatures w14:val="none"/>
+          <w:rPrChange w:id="0" w:author="Emily Boyer" w:date="2026-02-12T12:10:00Z" w16du:dateUtc="2026-02-12T17:10:00Z">
+            <w:rPr>
+              <w:rFonts w:ascii="Arial" w:eastAsia="Times New Roman" w:hAnsi="Arial" w:cs="Arial"/>
+              <w:kern w:val="0"/>
+              <w:sz w:val="20"/>
+              <w:szCs w:val="20"/>
+              <w14:ligatures w14:val="none"/>
+            </w:rPr>
+          </w:rPrChange>
         </w:rPr>
       </w:pPr>
       <w:r>
@@ -15398,7 +16342,17 @@
           <w:kern w:val="0"/>
           <w:sz w:val="20"/>
           <w:szCs w:val="20"/>
+          <w:highlight w:val="green"/>
           <w14:ligatures w14:val="none"/>
+          <w:rPrChange w:id="1" w:author="Emily Boyer" w:date="2026-02-12T12:10:00Z" w16du:dateUtc="2026-02-12T17:10:00Z">
+            <w:rPr>
+              <w:rFonts w:ascii="Arial" w:eastAsia="Times New Roman" w:hAnsi="Arial" w:cs="Arial"/>
+              <w:kern w:val="0"/>
+              <w:sz w:val="20"/>
+              <w:szCs w:val="20"/>
+              <w14:ligatures w14:val="none"/>
+            </w:rPr>
+          </w:rPrChange>
         </w:rPr>
         <w:t xml:space="preserve">Alderman, D.H. and Inwood, J. (2024) ‘On </w:t>
       </w:r>
@@ -15408,7 +16362,17 @@
           <w:kern w:val="0"/>
           <w:sz w:val="20"/>
           <w:szCs w:val="20"/>
+          <w:highlight w:val="green"/>
           <w14:ligatures w14:val="none"/>
+          <w:rPrChange w:id="2" w:author="Emily Boyer" w:date="2026-02-12T12:10:00Z" w16du:dateUtc="2026-02-12T17:10:00Z">
+            <w:rPr>
+              <w:rFonts w:ascii="Arial" w:eastAsia="Times New Roman" w:hAnsi="Arial" w:cs="Arial"/>
+              <w:kern w:val="0"/>
+              <w:sz w:val="20"/>
+              <w:szCs w:val="20"/>
+              <w14:ligatures w14:val="none"/>
+            </w:rPr>
+          </w:rPrChange>
         </w:rPr>
         <w:t>t</w:t>
       </w:r>
@@ -15418,7 +16382,17 @@
           <w:kern w:val="0"/>
           <w:sz w:val="20"/>
           <w:szCs w:val="20"/>
+          <w:highlight w:val="green"/>
           <w14:ligatures w14:val="none"/>
+          <w:rPrChange w:id="3" w:author="Emily Boyer" w:date="2026-02-12T12:10:00Z" w16du:dateUtc="2026-02-12T17:10:00Z">
+            <w:rPr>
+              <w:rFonts w:ascii="Arial" w:eastAsia="Times New Roman" w:hAnsi="Arial" w:cs="Arial"/>
+              <w:kern w:val="0"/>
+              <w:sz w:val="20"/>
+              <w:szCs w:val="20"/>
+              <w14:ligatures w14:val="none"/>
+            </w:rPr>
+          </w:rPrChange>
         </w:rPr>
         <w:t xml:space="preserve">he </w:t>
       </w:r>
@@ -15428,7 +16402,17 @@
           <w:kern w:val="0"/>
           <w:sz w:val="20"/>
           <w:szCs w:val="20"/>
+          <w:highlight w:val="green"/>
           <w14:ligatures w14:val="none"/>
+          <w:rPrChange w:id="4" w:author="Emily Boyer" w:date="2026-02-12T12:10:00Z" w16du:dateUtc="2026-02-12T17:10:00Z">
+            <w:rPr>
+              <w:rFonts w:ascii="Arial" w:eastAsia="Times New Roman" w:hAnsi="Arial" w:cs="Arial"/>
+              <w:kern w:val="0"/>
+              <w:sz w:val="20"/>
+              <w:szCs w:val="20"/>
+              <w14:ligatures w14:val="none"/>
+            </w:rPr>
+          </w:rPrChange>
         </w:rPr>
         <w:t>Li</w:t>
       </w:r>
@@ -15438,7 +16422,17 @@
           <w:kern w:val="0"/>
           <w:sz w:val="20"/>
           <w:szCs w:val="20"/>
+          <w:highlight w:val="green"/>
           <w14:ligatures w14:val="none"/>
+          <w:rPrChange w:id="5" w:author="Emily Boyer" w:date="2026-02-12T12:10:00Z" w16du:dateUtc="2026-02-12T17:10:00Z">
+            <w:rPr>
+              <w:rFonts w:ascii="Arial" w:eastAsia="Times New Roman" w:hAnsi="Arial" w:cs="Arial"/>
+              <w:kern w:val="0"/>
+              <w:sz w:val="20"/>
+              <w:szCs w:val="20"/>
+              <w14:ligatures w14:val="none"/>
+            </w:rPr>
+          </w:rPrChange>
         </w:rPr>
         <w:t xml:space="preserve">ving </w:t>
       </w:r>
@@ -15448,7 +16442,17 @@
           <w:kern w:val="0"/>
           <w:sz w:val="20"/>
           <w:szCs w:val="20"/>
+          <w:highlight w:val="green"/>
           <w14:ligatures w14:val="none"/>
+          <w:rPrChange w:id="6" w:author="Emily Boyer" w:date="2026-02-12T12:10:00Z" w16du:dateUtc="2026-02-12T17:10:00Z">
+            <w:rPr>
+              <w:rFonts w:ascii="Arial" w:eastAsia="Times New Roman" w:hAnsi="Arial" w:cs="Arial"/>
+              <w:kern w:val="0"/>
+              <w:sz w:val="20"/>
+              <w:szCs w:val="20"/>
+              <w14:ligatures w14:val="none"/>
+            </w:rPr>
+          </w:rPrChange>
         </w:rPr>
         <w:t>B</w:t>
       </w:r>
@@ -15458,7 +16462,17 @@
           <w:kern w:val="0"/>
           <w:sz w:val="20"/>
           <w:szCs w:val="20"/>
+          <w:highlight w:val="green"/>
           <w14:ligatures w14:val="none"/>
+          <w:rPrChange w:id="7" w:author="Emily Boyer" w:date="2026-02-12T12:10:00Z" w16du:dateUtc="2026-02-12T17:10:00Z">
+            <w:rPr>
+              <w:rFonts w:ascii="Arial" w:eastAsia="Times New Roman" w:hAnsi="Arial" w:cs="Arial"/>
+              <w:kern w:val="0"/>
+              <w:sz w:val="20"/>
+              <w:szCs w:val="20"/>
+              <w14:ligatures w14:val="none"/>
+            </w:rPr>
+          </w:rPrChange>
         </w:rPr>
         <w:t xml:space="preserve">lack Atlas: Learning Geospatial Ethics from the African American Freedom Struggle’, </w:t>
       </w:r>
@@ -15470,7 +16484,19 @@
           <w:kern w:val="0"/>
           <w:sz w:val="20"/>
           <w:szCs w:val="20"/>
+          <w:highlight w:val="green"/>
           <w14:ligatures w14:val="none"/>
+          <w:rPrChange w:id="8" w:author="Emily Boyer" w:date="2026-02-12T12:10:00Z" w16du:dateUtc="2026-02-12T17:10:00Z">
+            <w:rPr>
+              <w:rFonts w:ascii="Arial" w:eastAsia="Times New Roman" w:hAnsi="Arial" w:cs="Arial"/>
+              <w:i/>
+              <w:iCs/>
+              <w:kern w:val="0"/>
+              <w:sz w:val="20"/>
+              <w:szCs w:val="20"/>
+              <w14:ligatures w14:val="none"/>
+            </w:rPr>
+          </w:rPrChange>
         </w:rPr>
         <w:t>Cartographic journal</w:t>
       </w:r>
@@ -15480,7 +16506,17 @@
           <w:kern w:val="0"/>
           <w:sz w:val="20"/>
           <w:szCs w:val="20"/>
+          <w:highlight w:val="green"/>
           <w14:ligatures w14:val="none"/>
+          <w:rPrChange w:id="9" w:author="Emily Boyer" w:date="2026-02-12T12:10:00Z" w16du:dateUtc="2026-02-12T17:10:00Z">
+            <w:rPr>
+              <w:rFonts w:ascii="Arial" w:eastAsia="Times New Roman" w:hAnsi="Arial" w:cs="Arial"/>
+              <w:kern w:val="0"/>
+              <w:sz w:val="20"/>
+              <w:szCs w:val="20"/>
+              <w14:ligatures w14:val="none"/>
+            </w:rPr>
+          </w:rPrChange>
         </w:rPr>
         <w:t xml:space="preserve">, 61(4), pp. 1–9. </w:t>
       </w:r>
@@ -15507,7 +16543,15 @@
         <w:rPr>
           <w:rFonts w:ascii="Arial" w:eastAsia="Times New Roman" w:hAnsi="Arial" w:cs="Arial"/>
           <w:kern w:val="0"/>
+          <w:highlight w:val="green"/>
           <w14:ligatures w14:val="none"/>
+          <w:rPrChange w:id="10" w:author="Emily Boyer" w:date="2026-02-12T12:10:00Z" w16du:dateUtc="2026-02-12T17:10:00Z">
+            <w:rPr>
+              <w:rFonts w:ascii="Arial" w:eastAsia="Times New Roman" w:hAnsi="Arial" w:cs="Arial"/>
+              <w:kern w:val="0"/>
+              <w14:ligatures w14:val="none"/>
+            </w:rPr>
+          </w:rPrChange>
         </w:rPr>
       </w:pPr>
       <w:r>
@@ -15516,7 +16560,17 @@
           <w:kern w:val="0"/>
           <w:sz w:val="20"/>
           <w:szCs w:val="20"/>
+          <w:highlight w:val="green"/>
           <w14:ligatures w14:val="none"/>
+          <w:rPrChange w:id="11" w:author="Emily Boyer" w:date="2026-02-12T12:10:00Z" w16du:dateUtc="2026-02-12T17:10:00Z">
+            <w:rPr>
+              <w:rFonts w:ascii="Arial" w:eastAsia="Times New Roman" w:hAnsi="Arial" w:cs="Arial"/>
+              <w:kern w:val="0"/>
+              <w:sz w:val="20"/>
+              <w:szCs w:val="20"/>
+              <w14:ligatures w14:val="none"/>
+            </w:rPr>
+          </w:rPrChange>
         </w:rPr>
         <w:t xml:space="preserve">Baker, H.A., Alexander, E. and Redmond, P. (1991) </w:t>
       </w:r>
@@ -15528,7 +16582,19 @@
           <w:kern w:val="0"/>
           <w:sz w:val="20"/>
           <w:szCs w:val="20"/>
+          <w:highlight w:val="green"/>
           <w14:ligatures w14:val="none"/>
+          <w:rPrChange w:id="12" w:author="Emily Boyer" w:date="2026-02-12T12:10:00Z" w16du:dateUtc="2026-02-12T17:10:00Z">
+            <w:rPr>
+              <w:rFonts w:ascii="Arial" w:eastAsia="Times New Roman" w:hAnsi="Arial" w:cs="Arial"/>
+              <w:i/>
+              <w:iCs/>
+              <w:kern w:val="0"/>
+              <w:sz w:val="20"/>
+              <w:szCs w:val="20"/>
+              <w14:ligatures w14:val="none"/>
+            </w:rPr>
+          </w:rPrChange>
         </w:rPr>
         <w:t xml:space="preserve">Workings of the </w:t>
       </w:r>
@@ -15540,7 +16606,19 @@
           <w:kern w:val="0"/>
           <w:sz w:val="20"/>
           <w:szCs w:val="20"/>
+          <w:highlight w:val="green"/>
           <w14:ligatures w14:val="none"/>
+          <w:rPrChange w:id="13" w:author="Emily Boyer" w:date="2026-02-12T12:10:00Z" w16du:dateUtc="2026-02-12T17:10:00Z">
+            <w:rPr>
+              <w:rFonts w:ascii="Arial" w:eastAsia="Times New Roman" w:hAnsi="Arial" w:cs="Arial"/>
+              <w:i/>
+              <w:iCs/>
+              <w:kern w:val="0"/>
+              <w:sz w:val="20"/>
+              <w:szCs w:val="20"/>
+              <w14:ligatures w14:val="none"/>
+            </w:rPr>
+          </w:rPrChange>
         </w:rPr>
         <w:t>S</w:t>
       </w:r>
@@ -15552,10 +16630,23 @@
           <w:kern w:val="0"/>
           <w:sz w:val="20"/>
           <w:szCs w:val="20"/>
+          <w:highlight w:val="green"/>
           <w14:ligatures w14:val="none"/>
-        </w:rPr>
-        <w:t xml:space="preserve">pirit: the </w:t>
-      </w:r>
+          <w:rPrChange w:id="14" w:author="Emily Boyer" w:date="2026-02-12T12:10:00Z" w16du:dateUtc="2026-02-12T17:10:00Z">
+            <w:rPr>
+              <w:rFonts w:ascii="Arial" w:eastAsia="Times New Roman" w:hAnsi="Arial" w:cs="Arial"/>
+              <w:i/>
+              <w:iCs/>
+              <w:kern w:val="0"/>
+              <w:sz w:val="20"/>
+              <w:szCs w:val="20"/>
+              <w14:ligatures w14:val="none"/>
+            </w:rPr>
+          </w:rPrChange>
+        </w:rPr>
+        <w:t xml:space="preserve">pirit: </w:t>
+      </w:r>
+      <w:proofErr w:type="gramStart"/>
       <w:r>
         <w:rPr>
           <w:rFonts w:ascii="Arial" w:eastAsia="Times New Roman" w:hAnsi="Arial" w:cs="Arial"/>
@@ -15564,10 +16655,23 @@
           <w:kern w:val="0"/>
           <w:sz w:val="20"/>
           <w:szCs w:val="20"/>
+          <w:highlight w:val="green"/>
           <w14:ligatures w14:val="none"/>
-        </w:rPr>
-        <w:t>P</w:t>
-      </w:r>
+          <w:rPrChange w:id="15" w:author="Emily Boyer" w:date="2026-02-12T12:10:00Z" w16du:dateUtc="2026-02-12T17:10:00Z">
+            <w:rPr>
+              <w:rFonts w:ascii="Arial" w:eastAsia="Times New Roman" w:hAnsi="Arial" w:cs="Arial"/>
+              <w:i/>
+              <w:iCs/>
+              <w:kern w:val="0"/>
+              <w:sz w:val="20"/>
+              <w:szCs w:val="20"/>
+              <w14:ligatures w14:val="none"/>
+            </w:rPr>
+          </w:rPrChange>
+        </w:rPr>
+        <w:t>the</w:t>
+      </w:r>
+      <w:proofErr w:type="gramEnd"/>
       <w:r>
         <w:rPr>
           <w:rFonts w:ascii="Arial" w:eastAsia="Times New Roman" w:hAnsi="Arial" w:cs="Arial"/>
@@ -15576,9 +16680,21 @@
           <w:kern w:val="0"/>
           <w:sz w:val="20"/>
           <w:szCs w:val="20"/>
+          <w:highlight w:val="green"/>
           <w14:ligatures w14:val="none"/>
-        </w:rPr>
-        <w:t xml:space="preserve">oetics of Afro-American </w:t>
+          <w:rPrChange w:id="16" w:author="Emily Boyer" w:date="2026-02-12T12:10:00Z" w16du:dateUtc="2026-02-12T17:10:00Z">
+            <w:rPr>
+              <w:rFonts w:ascii="Arial" w:eastAsia="Times New Roman" w:hAnsi="Arial" w:cs="Arial"/>
+              <w:i/>
+              <w:iCs/>
+              <w:kern w:val="0"/>
+              <w:sz w:val="20"/>
+              <w:szCs w:val="20"/>
+              <w14:ligatures w14:val="none"/>
+            </w:rPr>
+          </w:rPrChange>
+        </w:rPr>
+        <w:t xml:space="preserve"> </w:t>
       </w:r>
       <w:r>
         <w:rPr>
@@ -15588,9 +16704,21 @@
           <w:kern w:val="0"/>
           <w:sz w:val="20"/>
           <w:szCs w:val="20"/>
+          <w:highlight w:val="green"/>
           <w14:ligatures w14:val="none"/>
-        </w:rPr>
-        <w:t>W</w:t>
+          <w:rPrChange w:id="17" w:author="Emily Boyer" w:date="2026-02-12T12:10:00Z" w16du:dateUtc="2026-02-12T17:10:00Z">
+            <w:rPr>
+              <w:rFonts w:ascii="Arial" w:eastAsia="Times New Roman" w:hAnsi="Arial" w:cs="Arial"/>
+              <w:i/>
+              <w:iCs/>
+              <w:kern w:val="0"/>
+              <w:sz w:val="20"/>
+              <w:szCs w:val="20"/>
+              <w14:ligatures w14:val="none"/>
+            </w:rPr>
+          </w:rPrChange>
+        </w:rPr>
+        <w:t>P</w:t>
       </w:r>
       <w:r>
         <w:rPr>
@@ -15600,9 +16728,21 @@
           <w:kern w:val="0"/>
           <w:sz w:val="20"/>
           <w:szCs w:val="20"/>
+          <w:highlight w:val="green"/>
           <w14:ligatures w14:val="none"/>
-        </w:rPr>
-        <w:t xml:space="preserve">omen's </w:t>
+          <w:rPrChange w:id="18" w:author="Emily Boyer" w:date="2026-02-12T12:10:00Z" w16du:dateUtc="2026-02-12T17:10:00Z">
+            <w:rPr>
+              <w:rFonts w:ascii="Arial" w:eastAsia="Times New Roman" w:hAnsi="Arial" w:cs="Arial"/>
+              <w:i/>
+              <w:iCs/>
+              <w:kern w:val="0"/>
+              <w:sz w:val="20"/>
+              <w:szCs w:val="20"/>
+              <w14:ligatures w14:val="none"/>
+            </w:rPr>
+          </w:rPrChange>
+        </w:rPr>
+        <w:t xml:space="preserve">oetics of Afro-American </w:t>
       </w:r>
       <w:r>
         <w:rPr>
@@ -15612,7 +16752,19 @@
           <w:kern w:val="0"/>
           <w:sz w:val="20"/>
           <w:szCs w:val="20"/>
+          <w:highlight w:val="green"/>
           <w14:ligatures w14:val="none"/>
+          <w:rPrChange w:id="19" w:author="Emily Boyer" w:date="2026-02-12T12:10:00Z" w16du:dateUtc="2026-02-12T17:10:00Z">
+            <w:rPr>
+              <w:rFonts w:ascii="Arial" w:eastAsia="Times New Roman" w:hAnsi="Arial" w:cs="Arial"/>
+              <w:i/>
+              <w:iCs/>
+              <w:kern w:val="0"/>
+              <w:sz w:val="20"/>
+              <w:szCs w:val="20"/>
+              <w14:ligatures w14:val="none"/>
+            </w:rPr>
+          </w:rPrChange>
         </w:rPr>
         <w:t>W</w:t>
       </w:r>
@@ -15624,7 +16776,67 @@
           <w:kern w:val="0"/>
           <w:sz w:val="20"/>
           <w:szCs w:val="20"/>
+          <w:highlight w:val="green"/>
           <w14:ligatures w14:val="none"/>
+          <w:rPrChange w:id="20" w:author="Emily Boyer" w:date="2026-02-12T12:10:00Z" w16du:dateUtc="2026-02-12T17:10:00Z">
+            <w:rPr>
+              <w:rFonts w:ascii="Arial" w:eastAsia="Times New Roman" w:hAnsi="Arial" w:cs="Arial"/>
+              <w:i/>
+              <w:iCs/>
+              <w:kern w:val="0"/>
+              <w:sz w:val="20"/>
+              <w:szCs w:val="20"/>
+              <w14:ligatures w14:val="none"/>
+            </w:rPr>
+          </w:rPrChange>
+        </w:rPr>
+        <w:t xml:space="preserve">omen's </w:t>
+      </w:r>
+      <w:r>
+        <w:rPr>
+          <w:rFonts w:ascii="Arial" w:eastAsia="Times New Roman" w:hAnsi="Arial" w:cs="Arial"/>
+          <w:i/>
+          <w:iCs/>
+          <w:kern w:val="0"/>
+          <w:sz w:val="20"/>
+          <w:szCs w:val="20"/>
+          <w:highlight w:val="green"/>
+          <w14:ligatures w14:val="none"/>
+          <w:rPrChange w:id="21" w:author="Emily Boyer" w:date="2026-02-12T12:10:00Z" w16du:dateUtc="2026-02-12T17:10:00Z">
+            <w:rPr>
+              <w:rFonts w:ascii="Arial" w:eastAsia="Times New Roman" w:hAnsi="Arial" w:cs="Arial"/>
+              <w:i/>
+              <w:iCs/>
+              <w:kern w:val="0"/>
+              <w:sz w:val="20"/>
+              <w:szCs w:val="20"/>
+              <w14:ligatures w14:val="none"/>
+            </w:rPr>
+          </w:rPrChange>
+        </w:rPr>
+        <w:t>W</w:t>
+      </w:r>
+      <w:r>
+        <w:rPr>
+          <w:rFonts w:ascii="Arial" w:eastAsia="Times New Roman" w:hAnsi="Arial" w:cs="Arial"/>
+          <w:i/>
+          <w:iCs/>
+          <w:kern w:val="0"/>
+          <w:sz w:val="20"/>
+          <w:szCs w:val="20"/>
+          <w:highlight w:val="green"/>
+          <w14:ligatures w14:val="none"/>
+          <w:rPrChange w:id="22" w:author="Emily Boyer" w:date="2026-02-12T12:10:00Z" w16du:dateUtc="2026-02-12T17:10:00Z">
+            <w:rPr>
+              <w:rFonts w:ascii="Arial" w:eastAsia="Times New Roman" w:hAnsi="Arial" w:cs="Arial"/>
+              <w:i/>
+              <w:iCs/>
+              <w:kern w:val="0"/>
+              <w:sz w:val="20"/>
+              <w:szCs w:val="20"/>
+              <w14:ligatures w14:val="none"/>
+            </w:rPr>
+          </w:rPrChange>
         </w:rPr>
         <w:t>riting</w:t>
       </w:r>
@@ -15634,7 +16846,17 @@
           <w:kern w:val="0"/>
           <w:sz w:val="20"/>
           <w:szCs w:val="20"/>
+          <w:highlight w:val="green"/>
           <w14:ligatures w14:val="none"/>
+          <w:rPrChange w:id="23" w:author="Emily Boyer" w:date="2026-02-12T12:10:00Z" w16du:dateUtc="2026-02-12T17:10:00Z">
+            <w:rPr>
+              <w:rFonts w:ascii="Arial" w:eastAsia="Times New Roman" w:hAnsi="Arial" w:cs="Arial"/>
+              <w:kern w:val="0"/>
+              <w:sz w:val="20"/>
+              <w:szCs w:val="20"/>
+              <w14:ligatures w14:val="none"/>
+            </w:rPr>
+          </w:rPrChange>
         </w:rPr>
         <w:t xml:space="preserve">. </w:t>
       </w:r>
@@ -15643,6 +16865,14 @@
           <w:rFonts w:ascii="Arial" w:hAnsi="Arial" w:cs="Arial"/>
           <w:sz w:val="20"/>
           <w:szCs w:val="20"/>
+          <w:highlight w:val="green"/>
+          <w:rPrChange w:id="24" w:author="Emily Boyer" w:date="2026-02-12T12:10:00Z" w16du:dateUtc="2026-02-12T17:10:00Z">
+            <w:rPr>
+              <w:rFonts w:ascii="Arial" w:hAnsi="Arial" w:cs="Arial"/>
+              <w:sz w:val="20"/>
+              <w:szCs w:val="20"/>
+            </w:rPr>
+          </w:rPrChange>
         </w:rPr>
         <w:t>Chicago: University of Chicago Press.</w:t>
       </w:r>
@@ -15665,40 +16895,162 @@
         </w:numPr>
         <w:rPr>
           <w:rFonts w:ascii="Arial" w:hAnsi="Arial" w:cs="Arial"/>
-        </w:rPr>
-      </w:pPr>
-      <w:r>
-        <w:rPr>
-          <w:rFonts w:ascii="Arial" w:hAnsi="Arial" w:cs="Arial"/>
+          <w:highlight w:val="green"/>
+          <w:rPrChange w:id="25" w:author="Emily Boyer" w:date="2026-02-12T12:11:00Z" w16du:dateUtc="2026-02-12T17:11:00Z">
+            <w:rPr>
+              <w:rFonts w:ascii="Arial" w:hAnsi="Arial" w:cs="Arial"/>
+            </w:rPr>
+          </w:rPrChange>
+        </w:rPr>
+      </w:pPr>
+      <w:r>
+        <w:rPr>
+          <w:rFonts w:ascii="Arial" w:hAnsi="Arial" w:cs="Arial"/>
+          <w:highlight w:val="green"/>
+          <w:rPrChange w:id="26" w:author="Emily Boyer" w:date="2026-02-12T12:11:00Z" w16du:dateUtc="2026-02-12T17:11:00Z">
+            <w:rPr>
+              <w:rFonts w:ascii="Arial" w:hAnsi="Arial" w:cs="Arial"/>
+            </w:rPr>
+          </w:rPrChange>
         </w:rPr>
         <w:t>Boulton, A. (2010). ‘Just Maps: Google’s Democratic Map-Making Community?’, </w:t>
       </w:r>
+      <w:proofErr w:type="spellStart"/>
       <w:r>
         <w:rPr>
           <w:rFonts w:ascii="Arial" w:hAnsi="Arial" w:cs="Arial"/>
           <w:i/>
           <w:iCs/>
-        </w:rPr>
-        <w:t>Cartographica: The International Journal for Geographic Information and Geovisualization</w:t>
-      </w:r>
-      <w:r>
-        <w:rPr>
-          <w:rFonts w:ascii="Arial" w:hAnsi="Arial" w:cs="Arial"/>
+          <w:highlight w:val="green"/>
+          <w:rPrChange w:id="27" w:author="Emily Boyer" w:date="2026-02-12T12:11:00Z" w16du:dateUtc="2026-02-12T17:11:00Z">
+            <w:rPr>
+              <w:rFonts w:ascii="Arial" w:hAnsi="Arial" w:cs="Arial"/>
+              <w:i/>
+              <w:iCs/>
+            </w:rPr>
+          </w:rPrChange>
+        </w:rPr>
+        <w:t>Cartographica</w:t>
+      </w:r>
+      <w:proofErr w:type="spellEnd"/>
+      <w:r>
+        <w:rPr>
+          <w:rFonts w:ascii="Arial" w:hAnsi="Arial" w:cs="Arial"/>
+          <w:i/>
+          <w:iCs/>
+          <w:highlight w:val="green"/>
+          <w:rPrChange w:id="28" w:author="Emily Boyer" w:date="2026-02-12T12:11:00Z" w16du:dateUtc="2026-02-12T17:11:00Z">
+            <w:rPr>
+              <w:rFonts w:ascii="Arial" w:hAnsi="Arial" w:cs="Arial"/>
+              <w:i/>
+              <w:iCs/>
+            </w:rPr>
+          </w:rPrChange>
+        </w:rPr>
+        <w:t xml:space="preserve">: The International Journal for Geographic Information and </w:t>
+      </w:r>
+      <w:proofErr w:type="spellStart"/>
+      <w:r>
+        <w:rPr>
+          <w:rFonts w:ascii="Arial" w:hAnsi="Arial" w:cs="Arial"/>
+          <w:i/>
+          <w:iCs/>
+          <w:highlight w:val="green"/>
+          <w:rPrChange w:id="29" w:author="Emily Boyer" w:date="2026-02-12T12:11:00Z" w16du:dateUtc="2026-02-12T17:11:00Z">
+            <w:rPr>
+              <w:rFonts w:ascii="Arial" w:hAnsi="Arial" w:cs="Arial"/>
+              <w:i/>
+              <w:iCs/>
+            </w:rPr>
+          </w:rPrChange>
+        </w:rPr>
+        <w:t>Geovisualization</w:t>
+      </w:r>
+      <w:proofErr w:type="spellEnd"/>
+      <w:r>
+        <w:rPr>
+          <w:rFonts w:ascii="Arial" w:hAnsi="Arial" w:cs="Arial"/>
+          <w:highlight w:val="green"/>
+          <w:rPrChange w:id="30" w:author="Emily Boyer" w:date="2026-02-12T12:11:00Z" w16du:dateUtc="2026-02-12T17:11:00Z">
+            <w:rPr>
+              <w:rFonts w:ascii="Arial" w:hAnsi="Arial" w:cs="Arial"/>
+            </w:rPr>
+          </w:rPrChange>
         </w:rPr>
         <w:t xml:space="preserve">, 45(1), pp. 1-4. Available at: </w:t>
       </w:r>
-      <w:hyperlink r:id="rId6" w:history="1">
-        <w:r>
-          <w:rPr>
-            <w:rStyle w:val="Hyperlink"/>
-            <w:rFonts w:ascii="Arial" w:hAnsi="Arial" w:cs="Arial"/>
-          </w:rPr>
-          <w:t>https://doi.org/10.3138/carto.45.1.1</w:t>
-        </w:r>
-      </w:hyperlink>
-      <w:r>
-        <w:rPr>
-          <w:rFonts w:ascii="Arial" w:hAnsi="Arial" w:cs="Arial"/>
+      <w:r>
+        <w:rPr>
+          <w:highlight w:val="green"/>
+          <w:rPrChange w:id="31" w:author="Emily Boyer" w:date="2026-02-12T12:11:00Z" w16du:dateUtc="2026-02-12T17:11:00Z">
+            <w:rPr/>
+          </w:rPrChange>
+        </w:rPr>
+        <w:fldChar w:fldCharType="begin"/>
+      </w:r>
+      <w:r>
+        <w:rPr>
+          <w:highlight w:val="green"/>
+          <w:rPrChange w:id="32" w:author="Emily Boyer" w:date="2026-02-12T12:11:00Z" w16du:dateUtc="2026-02-12T17:11:00Z">
+            <w:rPr/>
+          </w:rPrChange>
+        </w:rPr>
+        <w:instrText>HYPERLINK "https://doi.org/10.3138/carto.45.1.1"</w:instrText>
+      </w:r>
+      <w:r>
+        <w:rPr>
+          <w:highlight w:val="green"/>
+          <w:rPrChange w:id="33" w:author="Emily Boyer" w:date="2026-02-12T12:11:00Z" w16du:dateUtc="2026-02-12T17:11:00Z">
+            <w:rPr/>
+          </w:rPrChange>
+        </w:rPr>
+      </w:r>
+      <w:r>
+        <w:rPr>
+          <w:highlight w:val="green"/>
+          <w:rPrChange w:id="34" w:author="Emily Boyer" w:date="2026-02-12T12:11:00Z" w16du:dateUtc="2026-02-12T17:11:00Z">
+            <w:rPr/>
+          </w:rPrChange>
+        </w:rPr>
+        <w:fldChar w:fldCharType="separate"/>
+      </w:r>
+      <w:r>
+        <w:rPr>
+          <w:rStyle w:val="Hyperlink"/>
+          <w:rFonts w:ascii="Arial" w:hAnsi="Arial" w:cs="Arial"/>
+          <w:highlight w:val="green"/>
+          <w:rPrChange w:id="35" w:author="Emily Boyer" w:date="2026-02-12T12:11:00Z" w16du:dateUtc="2026-02-12T17:11:00Z">
+            <w:rPr>
+              <w:rStyle w:val="Hyperlink"/>
+              <w:rFonts w:ascii="Arial" w:hAnsi="Arial" w:cs="Arial"/>
+            </w:rPr>
+          </w:rPrChange>
+        </w:rPr>
+        <w:t>https://doi.org/10.3138/carto.45.1.1</w:t>
+      </w:r>
+      <w:r>
+        <w:rPr>
+          <w:rStyle w:val="Hyperlink"/>
+          <w:rFonts w:ascii="Arial" w:hAnsi="Arial" w:cs="Arial"/>
+          <w:highlight w:val="green"/>
+          <w:rPrChange w:id="36" w:author="Emily Boyer" w:date="2026-02-12T12:11:00Z" w16du:dateUtc="2026-02-12T17:11:00Z">
+            <w:rPr>
+              <w:rStyle w:val="Hyperlink"/>
+              <w:rFonts w:ascii="Arial" w:hAnsi="Arial" w:cs="Arial"/>
+            </w:rPr>
+          </w:rPrChange>
+        </w:rPr>
+        <w:fldChar w:fldCharType="end"/>
+      </w:r>
+      <w:r>
+        <w:rPr>
+          <w:rFonts w:ascii="Arial" w:hAnsi="Arial" w:cs="Arial"/>
+          <w:highlight w:val="green"/>
+          <w:rPrChange w:id="37" w:author="Emily Boyer" w:date="2026-02-12T12:11:00Z" w16du:dateUtc="2026-02-12T17:11:00Z">
+            <w:rPr>
+              <w:rFonts w:ascii="Arial" w:hAnsi="Arial" w:cs="Arial"/>
+            </w:rPr>
+          </w:rPrChange>
         </w:rPr>
         <w:t>.</w:t>
       </w:r>
@@ -15723,11 +17075,19 @@
           <w:rFonts w:ascii="Arial" w:hAnsi="Arial" w:cs="Arial"/>
         </w:rPr>
       </w:pPr>
-      <w:r>
-        <w:rPr>
-          <w:rFonts w:ascii="Arial" w:hAnsi="Arial" w:cs="Arial"/>
-        </w:rPr>
-        <w:t>Boyde, N.P. (2016). </w:t>
+      <w:proofErr w:type="spellStart"/>
+      <w:r>
+        <w:rPr>
+          <w:rFonts w:ascii="Arial" w:hAnsi="Arial" w:cs="Arial"/>
+        </w:rPr>
+        <w:t>Boyde</w:t>
+      </w:r>
+      <w:proofErr w:type="spellEnd"/>
+      <w:r>
+        <w:rPr>
+          <w:rFonts w:ascii="Arial" w:hAnsi="Arial" w:cs="Arial"/>
+        </w:rPr>
+        <w:t>, N.P. (2016). </w:t>
       </w:r>
       <w:r>
         <w:rPr>
@@ -15761,13 +17121,23 @@
         </w:rPr>
         <w:t>&lt;</w:t>
       </w:r>
+      <w:proofErr w:type="spellStart"/>
       <w:r>
         <w:rPr>
           <w:rFonts w:ascii="Arial" w:hAnsi="Arial" w:cs="Arial"/>
           <w:i/>
           <w:iCs/>
         </w:rPr>
-        <w:t xml:space="preserve">obility for </w:t>
+        <w:t>obility</w:t>
+      </w:r>
+      <w:proofErr w:type="spellEnd"/>
+      <w:r>
+        <w:rPr>
+          <w:rFonts w:ascii="Arial" w:hAnsi="Arial" w:cs="Arial"/>
+          <w:i/>
+          <w:iCs/>
+        </w:rPr>
+        <w:t xml:space="preserve"> for </w:t>
       </w:r>
       <w:r>
         <w:rPr>
@@ -15927,7 +17297,25 @@
           <w:i/>
           <w:iCs/>
         </w:rPr>
-        <w:t>Reading and Mapping Fiction: Spatialising the Literary Text</w:t>
+        <w:t xml:space="preserve">Reading and Mapping Fiction: </w:t>
+      </w:r>
+      <w:proofErr w:type="spellStart"/>
+      <w:r>
+        <w:rPr>
+          <w:rFonts w:ascii="Arial" w:hAnsi="Arial" w:cs="Arial"/>
+          <w:i/>
+          <w:iCs/>
+        </w:rPr>
+        <w:t>Spatialising</w:t>
+      </w:r>
+      <w:proofErr w:type="spellEnd"/>
+      <w:r>
+        <w:rPr>
+          <w:rFonts w:ascii="Arial" w:hAnsi="Arial" w:cs="Arial"/>
+          <w:i/>
+          <w:iCs/>
+        </w:rPr>
+        <w:t xml:space="preserve"> the Literary Text</w:t>
       </w:r>
       <w:r>
         <w:rPr>
@@ -15995,6 +17383,7 @@
           <w:rFonts w:ascii="Arial" w:hAnsi="Arial" w:cs="Arial"/>
         </w:rPr>
       </w:pPr>
+      <w:proofErr w:type="spellStart"/>
       <w:r>
         <w:rPr>
           <w:rStyle w:val="Strong"/>
@@ -16004,7 +17393,19 @@
           <w:sz w:val="20"/>
           <w:szCs w:val="20"/>
         </w:rPr>
-        <w:t>Cammett, A. (2016)</w:t>
+        <w:t>Cammett</w:t>
+      </w:r>
+      <w:proofErr w:type="spellEnd"/>
+      <w:r>
+        <w:rPr>
+          <w:rStyle w:val="Strong"/>
+          <w:rFonts w:ascii="Arial" w:hAnsi="Arial" w:cs="Arial"/>
+          <w:b w:val="0"/>
+          <w:bCs w:val="0"/>
+          <w:sz w:val="20"/>
+          <w:szCs w:val="20"/>
+        </w:rPr>
+        <w:t>, A. (2016)</w:t>
       </w:r>
       <w:r>
         <w:rPr>
@@ -16160,11 +17561,19 @@
           <w:rFonts w:ascii="Arial" w:hAnsi="Arial" w:cs="Arial"/>
         </w:rPr>
       </w:pPr>
-      <w:r>
-        <w:rPr>
-          <w:rFonts w:ascii="Arial" w:hAnsi="Arial" w:cs="Arial"/>
-        </w:rPr>
-        <w:t>Caquard, S. (2013). ‘Cartography I: Mapping Narrative Cartography’, </w:t>
+      <w:proofErr w:type="spellStart"/>
+      <w:r>
+        <w:rPr>
+          <w:rFonts w:ascii="Arial" w:hAnsi="Arial" w:cs="Arial"/>
+        </w:rPr>
+        <w:t>Caquard</w:t>
+      </w:r>
+      <w:proofErr w:type="spellEnd"/>
+      <w:r>
+        <w:rPr>
+          <w:rFonts w:ascii="Arial" w:hAnsi="Arial" w:cs="Arial"/>
+        </w:rPr>
+        <w:t>, S. (2013). ‘Cartography I: Mapping Narrative Cartography’, </w:t>
       </w:r>
       <w:r>
         <w:rPr>
@@ -16261,7 +17670,7 @@
         </w:rPr>
         <w:t xml:space="preserve">, 53(4), pp. 335-340. Available at: </w:t>
       </w:r>
-      <w:hyperlink r:id="rId7" w:history="1">
+      <w:hyperlink r:id="rId6" w:history="1">
         <w:r>
           <w:rPr>
             <w:rStyle w:val="Hyperlink"/>
@@ -16997,7 +18406,7 @@
         </w:rPr>
         <w:t xml:space="preserve">, 13(7), e12468. Available at: </w:t>
       </w:r>
-      <w:hyperlink r:id="rId8" w:history="1">
+      <w:hyperlink r:id="rId7" w:history="1">
         <w:r>
           <w:rPr>
             <w:rStyle w:val="Hyperlink"/>
@@ -17053,6 +18462,7 @@
         </w:rPr>
         <w:t xml:space="preserve"> ‘Redlining and the </w:t>
       </w:r>
+      <w:proofErr w:type="gramStart"/>
       <w:r>
         <w:rPr>
           <w:rFonts w:ascii="Arial" w:hAnsi="Arial" w:cs="Arial"/>
@@ -17083,7 +18493,16 @@
           <w:sz w:val="20"/>
           <w:szCs w:val="20"/>
         </w:rPr>
-        <w:t xml:space="preserve">wners’ </w:t>
+        <w:t>wners’</w:t>
+      </w:r>
+      <w:proofErr w:type="gramEnd"/>
+      <w:r>
+        <w:rPr>
+          <w:rFonts w:ascii="Arial" w:hAnsi="Arial" w:cs="Arial"/>
+          <w:sz w:val="20"/>
+          <w:szCs w:val="20"/>
+        </w:rPr>
+        <w:t xml:space="preserve"> </w:t>
       </w:r>
       <w:r>
         <w:rPr>
@@ -17304,8 +18723,9 @@
           <w:sz w:val="20"/>
           <w:szCs w:val="20"/>
         </w:rPr>
-        <w:t xml:space="preserve">ender, and </w:t>
-      </w:r>
+        <w:t xml:space="preserve">ender, </w:t>
+      </w:r>
+      <w:proofErr w:type="gramStart"/>
       <w:r>
         <w:rPr>
           <w:rFonts w:ascii="Arial" w:hAnsi="Arial" w:cs="Arial"/>
@@ -17314,7 +18734,7 @@
           <w:sz w:val="20"/>
           <w:szCs w:val="20"/>
         </w:rPr>
-        <w:t xml:space="preserve"> C</w:t>
+        <w:t xml:space="preserve">and </w:t>
       </w:r>
       <w:r>
         <w:rPr>
@@ -17324,7 +18744,7 @@
           <w:sz w:val="20"/>
           <w:szCs w:val="20"/>
         </w:rPr>
-        <w:t xml:space="preserve">ultural </w:t>
+        <w:t xml:space="preserve"> C</w:t>
       </w:r>
       <w:r>
         <w:rPr>
@@ -17334,8 +18754,9 @@
           <w:sz w:val="20"/>
           <w:szCs w:val="20"/>
         </w:rPr>
-        <w:t>P</w:t>
-      </w:r>
+        <w:t>ultural</w:t>
+      </w:r>
+      <w:proofErr w:type="gramEnd"/>
       <w:r>
         <w:rPr>
           <w:rFonts w:ascii="Arial" w:hAnsi="Arial" w:cs="Arial"/>
@@ -17344,6 +18765,26 @@
           <w:sz w:val="20"/>
           <w:szCs w:val="20"/>
         </w:rPr>
+        <w:t xml:space="preserve"> </w:t>
+      </w:r>
+      <w:r>
+        <w:rPr>
+          <w:rFonts w:ascii="Arial" w:hAnsi="Arial" w:cs="Arial"/>
+          <w:i/>
+          <w:iCs/>
+          <w:sz w:val="20"/>
+          <w:szCs w:val="20"/>
+        </w:rPr>
+        <w:t>P</w:t>
+      </w:r>
+      <w:r>
+        <w:rPr>
+          <w:rFonts w:ascii="Arial" w:hAnsi="Arial" w:cs="Arial"/>
+          <w:i/>
+          <w:iCs/>
+          <w:sz w:val="20"/>
+          <w:szCs w:val="20"/>
+        </w:rPr>
         <w:t>olitics</w:t>
       </w:r>
       <w:r>
@@ -17352,7 +18793,43 @@
           <w:sz w:val="20"/>
           <w:szCs w:val="20"/>
         </w:rPr>
-        <w:t>. 2nd edn. (Psychology Revivals). New York ; Abingdon, Oxon : Routledge.</w:t>
+        <w:t xml:space="preserve">. 2nd </w:t>
+      </w:r>
+      <w:proofErr w:type="spellStart"/>
+      <w:r>
+        <w:rPr>
+          <w:rFonts w:ascii="Arial" w:hAnsi="Arial" w:cs="Arial"/>
+          <w:sz w:val="20"/>
+          <w:szCs w:val="20"/>
+        </w:rPr>
+        <w:t>edn</w:t>
+      </w:r>
+      <w:proofErr w:type="spellEnd"/>
+      <w:r>
+        <w:rPr>
+          <w:rFonts w:ascii="Arial" w:hAnsi="Arial" w:cs="Arial"/>
+          <w:sz w:val="20"/>
+          <w:szCs w:val="20"/>
+        </w:rPr>
+        <w:t xml:space="preserve">. (Psychology Revivals). New </w:t>
+      </w:r>
+      <w:proofErr w:type="gramStart"/>
+      <w:r>
+        <w:rPr>
+          <w:rFonts w:ascii="Arial" w:hAnsi="Arial" w:cs="Arial"/>
+          <w:sz w:val="20"/>
+          <w:szCs w:val="20"/>
+        </w:rPr>
+        <w:t>York ;</w:t>
+      </w:r>
+      <w:proofErr w:type="gramEnd"/>
+      <w:r>
+        <w:rPr>
+          <w:rFonts w:ascii="Arial" w:hAnsi="Arial" w:cs="Arial"/>
+          <w:sz w:val="20"/>
+          <w:szCs w:val="20"/>
+        </w:rPr>
+        <w:t xml:space="preserve"> Abingdon, Oxon : Routledge.</w:t>
       </w:r>
     </w:p>
     <w:p>
@@ -17635,7 +19112,25 @@
           <w:sz w:val="20"/>
           <w:szCs w:val="20"/>
         </w:rPr>
-        <w:t xml:space="preserve">Kelley, E. (2021) ‘"Follow the Tree Flowers": Fugitive Mapping inBeloved’, </w:t>
+        <w:t xml:space="preserve">Kelley, E. (2021) ‘"Follow the Tree Flowers": Fugitive Mapping </w:t>
+      </w:r>
+      <w:proofErr w:type="spellStart"/>
+      <w:r>
+        <w:rPr>
+          <w:rFonts w:ascii="Arial" w:hAnsi="Arial" w:cs="Arial"/>
+          <w:sz w:val="20"/>
+          <w:szCs w:val="20"/>
+        </w:rPr>
+        <w:t>inBeloved</w:t>
+      </w:r>
+      <w:proofErr w:type="spellEnd"/>
+      <w:r>
+        <w:rPr>
+          <w:rFonts w:ascii="Arial" w:hAnsi="Arial" w:cs="Arial"/>
+          <w:sz w:val="20"/>
+          <w:szCs w:val="20"/>
+        </w:rPr>
+        <w:t xml:space="preserve">’, </w:t>
       </w:r>
       <w:r>
         <w:rPr>
@@ -17681,7 +19176,21 @@
         <w:rPr>
           <w:rFonts w:ascii="Arial" w:hAnsi="Arial" w:cs="Arial"/>
         </w:rPr>
-        <w:t xml:space="preserve">Kemp, C. (2024). Interviewed by Crystal S. Rudds, </w:t>
+        <w:t xml:space="preserve">Kemp, C. (2024). Interviewed by Crystal S. </w:t>
+      </w:r>
+      <w:proofErr w:type="spellStart"/>
+      <w:r>
+        <w:rPr>
+          <w:rFonts w:ascii="Arial" w:hAnsi="Arial" w:cs="Arial"/>
+        </w:rPr>
+        <w:t>Rudds</w:t>
+      </w:r>
+      <w:proofErr w:type="spellEnd"/>
+      <w:r>
+        <w:rPr>
+          <w:rFonts w:ascii="Arial" w:hAnsi="Arial" w:cs="Arial"/>
+        </w:rPr>
+        <w:t xml:space="preserve">, </w:t>
       </w:r>
       <w:r>
         <w:rPr>
@@ -17723,7 +19232,21 @@
         <w:rPr>
           <w:rFonts w:ascii="Arial" w:hAnsi="Arial" w:cs="Arial"/>
         </w:rPr>
-        <w:t>Leavitt, J. and Saegert, S. (1990). ‘From Abandonment to Hope: Community-Households in Harlem’, </w:t>
+        <w:t xml:space="preserve">Leavitt, J. and </w:t>
+      </w:r>
+      <w:proofErr w:type="spellStart"/>
+      <w:r>
+        <w:rPr>
+          <w:rFonts w:ascii="Arial" w:hAnsi="Arial" w:cs="Arial"/>
+        </w:rPr>
+        <w:t>Saegert</w:t>
+      </w:r>
+      <w:proofErr w:type="spellEnd"/>
+      <w:r>
+        <w:rPr>
+          <w:rFonts w:ascii="Arial" w:hAnsi="Arial" w:cs="Arial"/>
+        </w:rPr>
+        <w:t>, S. (1990). ‘From Abandonment to Hope: Community-Households in Harlem’, </w:t>
       </w:r>
       <w:r>
         <w:rPr>
@@ -17848,7 +19371,25 @@
           <w:sz w:val="20"/>
           <w:szCs w:val="20"/>
         </w:rPr>
-        <w:t>. 1st edn. Philadelphia: Temple University Press.</w:t>
+        <w:t xml:space="preserve">. 1st </w:t>
+      </w:r>
+      <w:proofErr w:type="spellStart"/>
+      <w:r>
+        <w:rPr>
+          <w:rFonts w:ascii="Arial" w:hAnsi="Arial" w:cs="Arial"/>
+          <w:sz w:val="20"/>
+          <w:szCs w:val="20"/>
+        </w:rPr>
+        <w:t>edn</w:t>
+      </w:r>
+      <w:proofErr w:type="spellEnd"/>
+      <w:r>
+        <w:rPr>
+          <w:rFonts w:ascii="Arial" w:hAnsi="Arial" w:cs="Arial"/>
+          <w:sz w:val="20"/>
+          <w:szCs w:val="20"/>
+        </w:rPr>
+        <w:t>. Philadelphia: Temple University Press.</w:t>
       </w:r>
     </w:p>
     <w:p>
@@ -17875,8 +19416,16 @@
         <w:rPr>
           <w:rFonts w:ascii="Arial" w:hAnsi="Arial" w:cs="Arial"/>
         </w:rPr>
-        <w:t>McCoy, N. (2024). Interviewed by Crystal S. Rudds</w:t>
-      </w:r>
+        <w:t xml:space="preserve">McCoy, N. (2024). Interviewed by Crystal S. </w:t>
+      </w:r>
+      <w:proofErr w:type="spellStart"/>
+      <w:r>
+        <w:rPr>
+          <w:rFonts w:ascii="Arial" w:hAnsi="Arial" w:cs="Arial"/>
+        </w:rPr>
+        <w:t>Rudds</w:t>
+      </w:r>
+      <w:proofErr w:type="spellEnd"/>
       <w:r>
         <w:rPr>
           <w:rFonts w:ascii="Arial" w:hAnsi="Arial" w:cs="Arial"/>
@@ -18042,7 +19591,25 @@
           <w:sz w:val="20"/>
           <w:szCs w:val="20"/>
         </w:rPr>
-        <w:t>. 1st edn. Minneapolis: University of Minnesota Press.</w:t>
+        <w:t xml:space="preserve">. 1st </w:t>
+      </w:r>
+      <w:proofErr w:type="spellStart"/>
+      <w:r>
+        <w:rPr>
+          <w:rFonts w:ascii="Arial" w:hAnsi="Arial" w:cs="Arial"/>
+          <w:sz w:val="20"/>
+          <w:szCs w:val="20"/>
+        </w:rPr>
+        <w:t>edn</w:t>
+      </w:r>
+      <w:proofErr w:type="spellEnd"/>
+      <w:r>
+        <w:rPr>
+          <w:rFonts w:ascii="Arial" w:hAnsi="Arial" w:cs="Arial"/>
+          <w:sz w:val="20"/>
+          <w:szCs w:val="20"/>
+        </w:rPr>
+        <w:t>. Minneapolis: University of Minnesota Press.</w:t>
       </w:r>
     </w:p>
     <w:p>
@@ -18224,11 +19791,19 @@
           <w:rFonts w:ascii="Arial" w:hAnsi="Arial" w:cs="Arial"/>
         </w:rPr>
       </w:pPr>
-      <w:r>
-        <w:rPr>
-          <w:rFonts w:ascii="Arial" w:hAnsi="Arial" w:cs="Arial"/>
-        </w:rPr>
-        <w:t xml:space="preserve">O’Looney, J. (1998). ‘Mapping </w:t>
+      <w:proofErr w:type="spellStart"/>
+      <w:r>
+        <w:rPr>
+          <w:rFonts w:ascii="Arial" w:hAnsi="Arial" w:cs="Arial"/>
+        </w:rPr>
+        <w:t>O’Looney</w:t>
+      </w:r>
+      <w:proofErr w:type="spellEnd"/>
+      <w:r>
+        <w:rPr>
+          <w:rFonts w:ascii="Arial" w:hAnsi="Arial" w:cs="Arial"/>
+        </w:rPr>
+        <w:t xml:space="preserve">, J. (1998). ‘Mapping </w:t>
       </w:r>
       <w:r>
         <w:rPr>
@@ -18366,13 +19941,41 @@
           <w:szCs w:val="20"/>
         </w:rPr>
       </w:pPr>
-      <w:r>
-        <w:rPr>
-          <w:rFonts w:ascii="Arial" w:hAnsi="Arial" w:cs="Arial"/>
-          <w:sz w:val="20"/>
-          <w:szCs w:val="20"/>
-        </w:rPr>
-        <w:t>Parsard, K.C. (2023) ‘Siphon, or What Was the Plot? Revisiting Sylvia Wynter's ''Novel and History, Plot and Plantation&amp;apos’;</w:t>
+      <w:proofErr w:type="spellStart"/>
+      <w:r>
+        <w:rPr>
+          <w:rFonts w:ascii="Arial" w:hAnsi="Arial" w:cs="Arial"/>
+          <w:sz w:val="20"/>
+          <w:szCs w:val="20"/>
+        </w:rPr>
+        <w:t>Parsard</w:t>
+      </w:r>
+      <w:proofErr w:type="spellEnd"/>
+      <w:r>
+        <w:rPr>
+          <w:rFonts w:ascii="Arial" w:hAnsi="Arial" w:cs="Arial"/>
+          <w:sz w:val="20"/>
+          <w:szCs w:val="20"/>
+        </w:rPr>
+        <w:t xml:space="preserve">, K.C. (2023) ‘Siphon, or What Was the Plot? Revisiting Sylvia Wynter's ''Novel and History, Plot and </w:t>
+      </w:r>
+      <w:proofErr w:type="spellStart"/>
+      <w:r>
+        <w:rPr>
+          <w:rFonts w:ascii="Arial" w:hAnsi="Arial" w:cs="Arial"/>
+          <w:sz w:val="20"/>
+          <w:szCs w:val="20"/>
+        </w:rPr>
+        <w:t>Plantation&amp;apos</w:t>
+      </w:r>
+      <w:proofErr w:type="spellEnd"/>
+      <w:r>
+        <w:rPr>
+          <w:rFonts w:ascii="Arial" w:hAnsi="Arial" w:cs="Arial"/>
+          <w:sz w:val="20"/>
+          <w:szCs w:val="20"/>
+        </w:rPr>
+        <w:t>’;</w:t>
       </w:r>
       <w:r>
         <w:rPr>
@@ -18596,8 +20199,16 @@
         <w:rPr>
           <w:rFonts w:ascii="Arial" w:hAnsi="Arial" w:cs="Arial"/>
         </w:rPr>
-        <w:t>Phillips, A. (2024). Interviewed by Crystal S. Rudds</w:t>
-      </w:r>
+        <w:t xml:space="preserve">Phillips, A. (2024). Interviewed by Crystal S. </w:t>
+      </w:r>
+      <w:proofErr w:type="spellStart"/>
+      <w:r>
+        <w:rPr>
+          <w:rFonts w:ascii="Arial" w:hAnsi="Arial" w:cs="Arial"/>
+        </w:rPr>
+        <w:t>Rudds</w:t>
+      </w:r>
+      <w:proofErr w:type="spellEnd"/>
       <w:r>
         <w:rPr>
           <w:rFonts w:ascii="Arial" w:hAnsi="Arial" w:cs="Arial"/>
@@ -18644,7 +20255,7 @@
         </w:rPr>
         <w:t xml:space="preserve">, Springer, 2009, pp. 1–16. Springer Link, </w:t>
       </w:r>
-      <w:hyperlink r:id="rId9" w:history="1">
+      <w:hyperlink r:id="rId8" w:history="1">
         <w:r>
           <w:rPr>
             <w:rStyle w:val="Hyperlink"/>
@@ -18845,7 +20456,25 @@
           <w:sz w:val="20"/>
           <w:szCs w:val="20"/>
         </w:rPr>
-        <w:t>. London ; New York: Routledge.</w:t>
+        <w:t xml:space="preserve">. </w:t>
+      </w:r>
+      <w:proofErr w:type="gramStart"/>
+      <w:r>
+        <w:rPr>
+          <w:rFonts w:ascii="Arial" w:hAnsi="Arial" w:cs="Arial"/>
+          <w:sz w:val="20"/>
+          <w:szCs w:val="20"/>
+        </w:rPr>
+        <w:t>London ;</w:t>
+      </w:r>
+      <w:proofErr w:type="gramEnd"/>
+      <w:r>
+        <w:rPr>
+          <w:rFonts w:ascii="Arial" w:hAnsi="Arial" w:cs="Arial"/>
+          <w:sz w:val="20"/>
+          <w:szCs w:val="20"/>
+        </w:rPr>
+        <w:t xml:space="preserve"> New York: Routledge.</w:t>
       </w:r>
     </w:p>
     <w:p>
@@ -18867,11 +20496,19 @@
           <w:rFonts w:ascii="Arial" w:hAnsi="Arial" w:cs="Arial"/>
         </w:rPr>
       </w:pPr>
-      <w:r>
-        <w:rPr>
-          <w:rFonts w:ascii="Arial" w:hAnsi="Arial" w:cs="Arial"/>
-        </w:rPr>
-        <w:t>Rambsy, K. (2022). </w:t>
+      <w:proofErr w:type="spellStart"/>
+      <w:r>
+        <w:rPr>
+          <w:rFonts w:ascii="Arial" w:hAnsi="Arial" w:cs="Arial"/>
+        </w:rPr>
+        <w:t>Rambsy</w:t>
+      </w:r>
+      <w:proofErr w:type="spellEnd"/>
+      <w:r>
+        <w:rPr>
+          <w:rFonts w:ascii="Arial" w:hAnsi="Arial" w:cs="Arial"/>
+        </w:rPr>
+        <w:t>, K. (2022). </w:t>
       </w:r>
       <w:r>
         <w:rPr>
@@ -18949,13 +20586,23 @@
           <w:szCs w:val="20"/>
         </w:rPr>
       </w:pPr>
+      <w:proofErr w:type="spellStart"/>
       <w:r>
         <w:rPr>
           <w:rFonts w:ascii="Arial" w:eastAsia="Times New Roman" w:hAnsi="Arial" w:cs="Arial"/>
           <w:sz w:val="20"/>
           <w:szCs w:val="20"/>
         </w:rPr>
-        <w:t xml:space="preserve">Rudds, C. (2011) ‘Displaced Bodies and Governmentality: Lessons from the CHA Website.’ </w:t>
+        <w:t>Rudds</w:t>
+      </w:r>
+      <w:proofErr w:type="spellEnd"/>
+      <w:r>
+        <w:rPr>
+          <w:rFonts w:ascii="Arial" w:eastAsia="Times New Roman" w:hAnsi="Arial" w:cs="Arial"/>
+          <w:sz w:val="20"/>
+          <w:szCs w:val="20"/>
+        </w:rPr>
+        <w:t xml:space="preserve">, C. (2011) ‘Displaced Bodies and Governmentality: Lessons from the CHA Website.’ </w:t>
       </w:r>
       <w:r>
         <w:rPr>
@@ -19077,7 +20724,35 @@
         <w:rPr>
           <w:rFonts w:ascii="Arial" w:hAnsi="Arial" w:cs="Arial"/>
         </w:rPr>
-        <w:t>Scott, D. (2022). ‘Normalised Alterity: Visualising Black Spatial Humanities’, in </w:t>
+        <w:t>Scott, D. (2022). ‘</w:t>
+      </w:r>
+      <w:proofErr w:type="spellStart"/>
+      <w:r>
+        <w:rPr>
+          <w:rFonts w:ascii="Arial" w:hAnsi="Arial" w:cs="Arial"/>
+        </w:rPr>
+        <w:t>Normalised</w:t>
+      </w:r>
+      <w:proofErr w:type="spellEnd"/>
+      <w:r>
+        <w:rPr>
+          <w:rFonts w:ascii="Arial" w:hAnsi="Arial" w:cs="Arial"/>
+        </w:rPr>
+        <w:t xml:space="preserve"> Alterity: </w:t>
+      </w:r>
+      <w:proofErr w:type="spellStart"/>
+      <w:r>
+        <w:rPr>
+          <w:rFonts w:ascii="Arial" w:hAnsi="Arial" w:cs="Arial"/>
+        </w:rPr>
+        <w:t>Visualising</w:t>
+      </w:r>
+      <w:proofErr w:type="spellEnd"/>
+      <w:r>
+        <w:rPr>
+          <w:rFonts w:ascii="Arial" w:hAnsi="Arial" w:cs="Arial"/>
+        </w:rPr>
+        <w:t xml:space="preserve"> Black Spatial Humanities’, in </w:t>
       </w:r>
       <w:r>
         <w:rPr>
@@ -19091,7 +20766,21 @@
         <w:rPr>
           <w:rFonts w:ascii="Arial" w:hAnsi="Arial" w:cs="Arial"/>
         </w:rPr>
-        <w:t>. 1st edn. Routledge.</w:t>
+        <w:t xml:space="preserve">. 1st </w:t>
+      </w:r>
+      <w:proofErr w:type="spellStart"/>
+      <w:r>
+        <w:rPr>
+          <w:rFonts w:ascii="Arial" w:hAnsi="Arial" w:cs="Arial"/>
+        </w:rPr>
+        <w:t>edn</w:t>
+      </w:r>
+      <w:proofErr w:type="spellEnd"/>
+      <w:r>
+        <w:rPr>
+          <w:rFonts w:ascii="Arial" w:hAnsi="Arial" w:cs="Arial"/>
+        </w:rPr>
+        <w:t>. Routledge.</w:t>
       </w:r>
     </w:p>
     <w:p>
@@ -19215,7 +20904,25 @@
           <w:sz w:val="20"/>
           <w:szCs w:val="20"/>
         </w:rPr>
-        <w:t xml:space="preserve">ealth: the </w:t>
+        <w:t xml:space="preserve">ealth: </w:t>
+      </w:r>
+      <w:proofErr w:type="gramStart"/>
+      <w:r>
+        <w:rPr>
+          <w:rFonts w:ascii="Arial" w:hAnsi="Arial" w:cs="Arial"/>
+          <w:sz w:val="20"/>
+          <w:szCs w:val="20"/>
+        </w:rPr>
+        <w:t>the</w:t>
+      </w:r>
+      <w:proofErr w:type="gramEnd"/>
+      <w:r>
+        <w:rPr>
+          <w:rFonts w:ascii="Arial" w:hAnsi="Arial" w:cs="Arial"/>
+          <w:sz w:val="20"/>
+          <w:szCs w:val="20"/>
+        </w:rPr>
+        <w:t xml:space="preserve"> </w:t>
       </w:r>
       <w:r>
         <w:rPr>
@@ -19391,7 +21098,7 @@
         </w:rPr>
         <w:t xml:space="preserve">5), pp. 691–702. </w:t>
       </w:r>
-      <w:hyperlink r:id="rId10" w:history="1">
+      <w:hyperlink r:id="rId9" w:history="1">
         <w:r>
           <w:rPr>
             <w:rStyle w:val="Hyperlink"/>
@@ -19435,7 +21142,21 @@
         <w:rPr>
           <w:rFonts w:ascii="Arial" w:hAnsi="Arial" w:cs="Arial"/>
         </w:rPr>
-        <w:t xml:space="preserve">Shannon, J., Hankins, K.B., Shelton, T., Bosse, A.J., Scott, D., Block, D., Fischer, H., Eaves, L.E., Jung, J.-K., Robinson, J., Solís, P., Pearsall, H., Rees, A. and Nicolas, A. (2021).‘Community </w:t>
+        <w:t>Shannon, J., Hankins, K.B., Shelton, T., Bosse, A.J., Scott, D., Block, D., Fischer, H., Eaves, L.E., Jung, J.-K., Robinson, J., Solís, P., Pearsall, H., Rees, A. and Nicolas, A. (2021</w:t>
+      </w:r>
+      <w:proofErr w:type="gramStart"/>
+      <w:r>
+        <w:rPr>
+          <w:rFonts w:ascii="Arial" w:hAnsi="Arial" w:cs="Arial"/>
+        </w:rPr>
+        <w:t>).‘</w:t>
+      </w:r>
+      <w:proofErr w:type="gramEnd"/>
+      <w:r>
+        <w:rPr>
+          <w:rFonts w:ascii="Arial" w:hAnsi="Arial" w:cs="Arial"/>
+        </w:rPr>
+        <w:t xml:space="preserve">Community </w:t>
       </w:r>
       <w:r>
         <w:rPr>
@@ -19487,7 +21208,7 @@
         </w:rPr>
         <w:t xml:space="preserve">, 45(5), pp. 1147-1168. Available at: </w:t>
       </w:r>
-      <w:hyperlink r:id="rId11" w:history="1">
+      <w:hyperlink r:id="rId10" w:history="1">
         <w:r>
           <w:rPr>
             <w:rStyle w:val="Hyperlink"/>
@@ -19821,7 +21542,25 @@
           <w:sz w:val="20"/>
           <w:szCs w:val="20"/>
         </w:rPr>
-        <w:t>, 111(7), pp. 2185–2199. doi: 10.1080/24694452.2021.1894087.</w:t>
+        <w:t xml:space="preserve">, 111(7), pp. 2185–2199. </w:t>
+      </w:r>
+      <w:proofErr w:type="spellStart"/>
+      <w:r>
+        <w:rPr>
+          <w:rFonts w:ascii="Arial" w:hAnsi="Arial" w:cs="Arial"/>
+          <w:sz w:val="20"/>
+          <w:szCs w:val="20"/>
+        </w:rPr>
+        <w:t>doi</w:t>
+      </w:r>
+      <w:proofErr w:type="spellEnd"/>
+      <w:r>
+        <w:rPr>
+          <w:rFonts w:ascii="Arial" w:hAnsi="Arial" w:cs="Arial"/>
+          <w:sz w:val="20"/>
+          <w:szCs w:val="20"/>
+        </w:rPr>
+        <w:t>: 10.1080/24694452.2021.1894087.</w:t>
       </w:r>
     </w:p>
     <w:p>
@@ -19951,6 +21690,7 @@
         </w:rPr>
         <w:t xml:space="preserve">lantation’, </w:t>
       </w:r>
+      <w:proofErr w:type="spellStart"/>
       <w:r>
         <w:rPr>
           <w:rStyle w:val="Emphasis"/>
@@ -19960,6 +21700,7 @@
         </w:rPr>
         <w:t>Savacou</w:t>
       </w:r>
+      <w:proofErr w:type="spellEnd"/>
       <w:r>
         <w:rPr>
           <w:rFonts w:ascii="Arial" w:hAnsi="Arial" w:cs="Arial"/>
@@ -20831,6 +22572,14 @@
     <w:abstractNumId w:val="2"/>
   </w:num>
 </w:numbering>
+</file>
+
+<file path=word/people.xml><?xml version="1.0" encoding="utf-8"?>
+<w15:people xmlns:wpc="http://schemas.microsoft.com/office/word/2010/wordprocessingCanvas" xmlns:cx="http://schemas.microsoft.com/office/drawing/2014/chartex" xmlns:cx1="http://schemas.microsoft.com/office/drawing/2015/9/8/chartex" xmlns:cx2="http://schemas.microsoft.com/office/drawing/2015/10/21/chartex" xmlns:cx3="http://schemas.microsoft.com/office/drawing/2016/5/9/chartex" xmlns:cx4="http://schemas.microsoft.com/office/drawing/2016/5/10/chartex" xmlns:cx5="http://schemas.microsoft.com/office/drawing/2016/5/11/chartex" xmlns:cx6="http://schemas.microsoft.com/office/drawing/2016/5/12/chartex" xmlns:cx7="http://schemas.microsoft.com/office/drawing/2016/5/13/chartex" xmlns:cx8="http://schemas.microsoft.com/office/drawing/2016/5/14/chartex" xmlns:mc="http://schemas.openxmlformats.org/markup-compatibility/2006" xmlns:aink="http://schemas.microsoft.com/office/drawing/2016/ink" xmlns:am3d="http://schemas.microsoft.com/office/drawing/2017/model3d" xmlns:o="urn:schemas-microsoft-com:office:office" xmlns:oel="http://schemas.microsoft.com/office/2019/extlst" xmlns:r="http://schemas.openxmlformats.org/officeDocument/2006/relationships" xmlns:m="http://schemas.openxmlformats.org/officeDocument/2006/math" xmlns:v="urn:schemas-microsoft-com:vml" xmlns:wp14="http://schemas.microsoft.com/office/word/2010/wordprocessingDrawing" xmlns:wp="http://schemas.openxmlformats.org/drawingml/2006/wordprocessingDrawing" xmlns:w10="urn:schemas-microsoft-com:office:word" xmlns:w="http://schemas.openxmlformats.org/wordprocessingml/2006/main" xmlns:w14="http://schemas.microsoft.com/office/word/2010/wordml" xmlns:w15="http://schemas.microsoft.com/office/word/2012/wordml" xmlns:w16cex="http://schemas.microsoft.com/office/word/2018/wordml/cex" xmlns:w16cid="http://schemas.microsoft.com/office/word/2016/wordml/cid" xmlns:w16="http://schemas.microsoft.com/office/word/2018/wordml" xmlns:w16du="http://schemas.microsoft.com/office/word/2023/wordml/word16du" xmlns:w16sdtdh="http://schemas.microsoft.com/office/word/2020/wordml/sdtdatahash" xmlns:w16sdtfl="http://schemas.microsoft.com/office/word/2024/wordml/sdtformatlock" xmlns:w16se="http://schemas.microsoft.com/office/word/2015/wordml/symex" xmlns:wpg="http://schemas.microsoft.com/office/word/2010/wordprocessingGroup" xmlns:wpi="http://schemas.microsoft.com/office/word/2010/wordprocessingInk" xmlns:wne="http://schemas.microsoft.com/office/word/2006/wordml" xmlns:wps="http://schemas.microsoft.com/office/word/2010/wordprocessingShape" mc:Ignorable="w14 w15 w16se w16cid w16 w16cex w16sdtdh w16sdtfl w16du wp14">
+  <w15:person w15:author="Emily Boyer">
+    <w15:presenceInfo w15:providerId="AD" w15:userId="S::boyer.em@northeastern.edu::e1d6b9f5-d422-440e-9181-9d7ef12920c7"/>
+  </w15:person>
+</w15:people>
 </file>
 
 <file path=word/styles.xml><?xml version="1.0" encoding="utf-8"?>

--- a/articles/000853/RuddsSoter_MappingPHinLitd7.docx
+++ b/articles/000853/RuddsSoter_MappingPHinLitd7.docx
@@ -17073,12 +17073,24 @@
         </w:numPr>
         <w:rPr>
           <w:rFonts w:ascii="Arial" w:hAnsi="Arial" w:cs="Arial"/>
+          <w:highlight w:val="green"/>
+          <w:rPrChange w:id="38" w:author="Emily Boyer" w:date="2026-02-13T13:13:00Z" w16du:dateUtc="2026-02-13T18:13:00Z">
+            <w:rPr>
+              <w:rFonts w:ascii="Arial" w:hAnsi="Arial" w:cs="Arial"/>
+            </w:rPr>
+          </w:rPrChange>
         </w:rPr>
       </w:pPr>
       <w:proofErr w:type="spellStart"/>
       <w:r>
         <w:rPr>
           <w:rFonts w:ascii="Arial" w:hAnsi="Arial" w:cs="Arial"/>
+          <w:highlight w:val="green"/>
+          <w:rPrChange w:id="39" w:author="Emily Boyer" w:date="2026-02-13T13:13:00Z" w16du:dateUtc="2026-02-13T18:13:00Z">
+            <w:rPr>
+              <w:rFonts w:ascii="Arial" w:hAnsi="Arial" w:cs="Arial"/>
+            </w:rPr>
+          </w:rPrChange>
         </w:rPr>
         <w:t>Boyde</w:t>
       </w:r>
@@ -17086,6 +17098,12 @@
       <w:r>
         <w:rPr>
           <w:rFonts w:ascii="Arial" w:hAnsi="Arial" w:cs="Arial"/>
+          <w:highlight w:val="green"/>
+          <w:rPrChange w:id="40" w:author="Emily Boyer" w:date="2026-02-13T13:13:00Z" w16du:dateUtc="2026-02-13T18:13:00Z">
+            <w:rPr>
+              <w:rFonts w:ascii="Arial" w:hAnsi="Arial" w:cs="Arial"/>
+            </w:rPr>
+          </w:rPrChange>
         </w:rPr>
         <w:t>, N.P. (2016). </w:t>
       </w:r>
@@ -17094,6 +17112,14 @@
           <w:rFonts w:ascii="Arial" w:hAnsi="Arial" w:cs="Arial"/>
           <w:i/>
           <w:iCs/>
+          <w:highlight w:val="green"/>
+          <w:rPrChange w:id="41" w:author="Emily Boyer" w:date="2026-02-13T13:13:00Z" w16du:dateUtc="2026-02-13T18:13:00Z">
+            <w:rPr>
+              <w:rFonts w:ascii="Arial" w:hAnsi="Arial" w:cs="Arial"/>
+              <w:i/>
+              <w:iCs/>
+            </w:rPr>
+          </w:rPrChange>
         </w:rPr>
         <w:t xml:space="preserve">Mapping </w:t>
       </w:r>
@@ -17102,6 +17128,14 @@
           <w:rFonts w:ascii="Arial" w:hAnsi="Arial" w:cs="Arial"/>
           <w:i/>
           <w:iCs/>
+          <w:highlight w:val="green"/>
+          <w:rPrChange w:id="42" w:author="Emily Boyer" w:date="2026-02-13T13:13:00Z" w16du:dateUtc="2026-02-13T18:13:00Z">
+            <w:rPr>
+              <w:rFonts w:ascii="Arial" w:hAnsi="Arial" w:cs="Arial"/>
+              <w:i/>
+              <w:iCs/>
+            </w:rPr>
+          </w:rPrChange>
         </w:rPr>
         <w:t>U</w:t>
       </w:r>
@@ -17110,6 +17144,14 @@
           <w:rFonts w:ascii="Arial" w:hAnsi="Arial" w:cs="Arial"/>
           <w:i/>
           <w:iCs/>
+          <w:highlight w:val="green"/>
+          <w:rPrChange w:id="43" w:author="Emily Boyer" w:date="2026-02-13T13:13:00Z" w16du:dateUtc="2026-02-13T18:13:00Z">
+            <w:rPr>
+              <w:rFonts w:ascii="Arial" w:hAnsi="Arial" w:cs="Arial"/>
+              <w:i/>
+              <w:iCs/>
+            </w:rPr>
+          </w:rPrChange>
         </w:rPr>
         <w:t xml:space="preserve">pward </w:t>
       </w:r>
@@ -17118,6 +17160,14 @@
           <w:rFonts w:ascii="Arial" w:hAnsi="Arial" w:cs="Arial"/>
           <w:i/>
           <w:iCs/>
+          <w:highlight w:val="green"/>
+          <w:rPrChange w:id="44" w:author="Emily Boyer" w:date="2026-02-13T13:13:00Z" w16du:dateUtc="2026-02-13T18:13:00Z">
+            <w:rPr>
+              <w:rFonts w:ascii="Arial" w:hAnsi="Arial" w:cs="Arial"/>
+              <w:i/>
+              <w:iCs/>
+            </w:rPr>
+          </w:rPrChange>
         </w:rPr>
         <w:t>&lt;</w:t>
       </w:r>
@@ -17127,6 +17177,14 @@
           <w:rFonts w:ascii="Arial" w:hAnsi="Arial" w:cs="Arial"/>
           <w:i/>
           <w:iCs/>
+          <w:highlight w:val="green"/>
+          <w:rPrChange w:id="45" w:author="Emily Boyer" w:date="2026-02-13T13:13:00Z" w16du:dateUtc="2026-02-13T18:13:00Z">
+            <w:rPr>
+              <w:rFonts w:ascii="Arial" w:hAnsi="Arial" w:cs="Arial"/>
+              <w:i/>
+              <w:iCs/>
+            </w:rPr>
+          </w:rPrChange>
         </w:rPr>
         <w:t>obility</w:t>
       </w:r>
@@ -17136,6 +17194,14 @@
           <w:rFonts w:ascii="Arial" w:hAnsi="Arial" w:cs="Arial"/>
           <w:i/>
           <w:iCs/>
+          <w:highlight w:val="green"/>
+          <w:rPrChange w:id="46" w:author="Emily Boyer" w:date="2026-02-13T13:13:00Z" w16du:dateUtc="2026-02-13T18:13:00Z">
+            <w:rPr>
+              <w:rFonts w:ascii="Arial" w:hAnsi="Arial" w:cs="Arial"/>
+              <w:i/>
+              <w:iCs/>
+            </w:rPr>
+          </w:rPrChange>
         </w:rPr>
         <w:t xml:space="preserve"> for </w:t>
       </w:r>
@@ -17144,6 +17210,14 @@
           <w:rFonts w:ascii="Arial" w:hAnsi="Arial" w:cs="Arial"/>
           <w:i/>
           <w:iCs/>
+          <w:highlight w:val="green"/>
+          <w:rPrChange w:id="47" w:author="Emily Boyer" w:date="2026-02-13T13:13:00Z" w16du:dateUtc="2026-02-13T18:13:00Z">
+            <w:rPr>
+              <w:rFonts w:ascii="Arial" w:hAnsi="Arial" w:cs="Arial"/>
+              <w:i/>
+              <w:iCs/>
+            </w:rPr>
+          </w:rPrChange>
         </w:rPr>
         <w:t>R</w:t>
       </w:r>
@@ -17152,6 +17226,14 @@
           <w:rFonts w:ascii="Arial" w:hAnsi="Arial" w:cs="Arial"/>
           <w:i/>
           <w:iCs/>
+          <w:highlight w:val="green"/>
+          <w:rPrChange w:id="48" w:author="Emily Boyer" w:date="2026-02-13T13:13:00Z" w16du:dateUtc="2026-02-13T18:13:00Z">
+            <w:rPr>
+              <w:rFonts w:ascii="Arial" w:hAnsi="Arial" w:cs="Arial"/>
+              <w:i/>
+              <w:iCs/>
+            </w:rPr>
+          </w:rPrChange>
         </w:rPr>
         <w:t xml:space="preserve">esidents of a </w:t>
       </w:r>
@@ -17160,6 +17242,14 @@
           <w:rFonts w:ascii="Arial" w:hAnsi="Arial" w:cs="Arial"/>
           <w:i/>
           <w:iCs/>
+          <w:highlight w:val="green"/>
+          <w:rPrChange w:id="49" w:author="Emily Boyer" w:date="2026-02-13T13:13:00Z" w16du:dateUtc="2026-02-13T18:13:00Z">
+            <w:rPr>
+              <w:rFonts w:ascii="Arial" w:hAnsi="Arial" w:cs="Arial"/>
+              <w:i/>
+              <w:iCs/>
+            </w:rPr>
+          </w:rPrChange>
         </w:rPr>
         <w:t>M</w:t>
       </w:r>
@@ -17168,6 +17258,14 @@
           <w:rFonts w:ascii="Arial" w:hAnsi="Arial" w:cs="Arial"/>
           <w:i/>
           <w:iCs/>
+          <w:highlight w:val="green"/>
+          <w:rPrChange w:id="50" w:author="Emily Boyer" w:date="2026-02-13T13:13:00Z" w16du:dateUtc="2026-02-13T18:13:00Z">
+            <w:rPr>
+              <w:rFonts w:ascii="Arial" w:hAnsi="Arial" w:cs="Arial"/>
+              <w:i/>
+              <w:iCs/>
+            </w:rPr>
+          </w:rPrChange>
         </w:rPr>
         <w:t>ixed-</w:t>
       </w:r>
@@ -17176,6 +17274,14 @@
           <w:rFonts w:ascii="Arial" w:hAnsi="Arial" w:cs="Arial"/>
           <w:i/>
           <w:iCs/>
+          <w:highlight w:val="green"/>
+          <w:rPrChange w:id="51" w:author="Emily Boyer" w:date="2026-02-13T13:13:00Z" w16du:dateUtc="2026-02-13T18:13:00Z">
+            <w:rPr>
+              <w:rFonts w:ascii="Arial" w:hAnsi="Arial" w:cs="Arial"/>
+              <w:i/>
+              <w:iCs/>
+            </w:rPr>
+          </w:rPrChange>
         </w:rPr>
         <w:t>I</w:t>
       </w:r>
@@ -17184,6 +17290,14 @@
           <w:rFonts w:ascii="Arial" w:hAnsi="Arial" w:cs="Arial"/>
           <w:i/>
           <w:iCs/>
+          <w:highlight w:val="green"/>
+          <w:rPrChange w:id="52" w:author="Emily Boyer" w:date="2026-02-13T13:13:00Z" w16du:dateUtc="2026-02-13T18:13:00Z">
+            <w:rPr>
+              <w:rFonts w:ascii="Arial" w:hAnsi="Arial" w:cs="Arial"/>
+              <w:i/>
+              <w:iCs/>
+            </w:rPr>
+          </w:rPrChange>
         </w:rPr>
         <w:t xml:space="preserve">ncome </w:t>
       </w:r>
@@ -17192,6 +17306,14 @@
           <w:rFonts w:ascii="Arial" w:hAnsi="Arial" w:cs="Arial"/>
           <w:i/>
           <w:iCs/>
+          <w:highlight w:val="green"/>
+          <w:rPrChange w:id="53" w:author="Emily Boyer" w:date="2026-02-13T13:13:00Z" w16du:dateUtc="2026-02-13T18:13:00Z">
+            <w:rPr>
+              <w:rFonts w:ascii="Arial" w:hAnsi="Arial" w:cs="Arial"/>
+              <w:i/>
+              <w:iCs/>
+            </w:rPr>
+          </w:rPrChange>
         </w:rPr>
         <w:t>H</w:t>
       </w:r>
@@ -17200,6 +17322,14 @@
           <w:rFonts w:ascii="Arial" w:hAnsi="Arial" w:cs="Arial"/>
           <w:i/>
           <w:iCs/>
+          <w:highlight w:val="green"/>
+          <w:rPrChange w:id="54" w:author="Emily Boyer" w:date="2026-02-13T13:13:00Z" w16du:dateUtc="2026-02-13T18:13:00Z">
+            <w:rPr>
+              <w:rFonts w:ascii="Arial" w:hAnsi="Arial" w:cs="Arial"/>
+              <w:i/>
+              <w:iCs/>
+            </w:rPr>
+          </w:rPrChange>
         </w:rPr>
         <w:t>ousing</w:t>
       </w:r>
@@ -17208,6 +17338,14 @@
           <w:rFonts w:ascii="Arial" w:hAnsi="Arial" w:cs="Arial"/>
           <w:i/>
           <w:iCs/>
+          <w:highlight w:val="green"/>
+          <w:rPrChange w:id="55" w:author="Emily Boyer" w:date="2026-02-13T13:13:00Z" w16du:dateUtc="2026-02-13T18:13:00Z">
+            <w:rPr>
+              <w:rFonts w:ascii="Arial" w:hAnsi="Arial" w:cs="Arial"/>
+              <w:i/>
+              <w:iCs/>
+            </w:rPr>
+          </w:rPrChange>
         </w:rPr>
         <w:t xml:space="preserve"> P</w:t>
       </w:r>
@@ -17216,12 +17354,26 @@
           <w:rFonts w:ascii="Arial" w:hAnsi="Arial" w:cs="Arial"/>
           <w:i/>
           <w:iCs/>
+          <w:highlight w:val="green"/>
+          <w:rPrChange w:id="56" w:author="Emily Boyer" w:date="2026-02-13T13:13:00Z" w16du:dateUtc="2026-02-13T18:13:00Z">
+            <w:rPr>
+              <w:rFonts w:ascii="Arial" w:hAnsi="Arial" w:cs="Arial"/>
+              <w:i/>
+              <w:iCs/>
+            </w:rPr>
+          </w:rPrChange>
         </w:rPr>
         <w:t>roject in Salishan, WA</w:t>
       </w:r>
       <w:r>
         <w:rPr>
           <w:rFonts w:ascii="Arial" w:hAnsi="Arial" w:cs="Arial"/>
+          <w:highlight w:val="green"/>
+          <w:rPrChange w:id="57" w:author="Emily Boyer" w:date="2026-02-13T13:13:00Z" w16du:dateUtc="2026-02-13T18:13:00Z">
+            <w:rPr>
+              <w:rFonts w:ascii="Arial" w:hAnsi="Arial" w:cs="Arial"/>
+            </w:rPr>
+          </w:rPrChange>
         </w:rPr>
         <w:t>. Thesis. Available at: search.proquest.com.</w:t>
       </w:r>
@@ -17231,6 +17383,12 @@
         <w:pStyle w:val="EndnoteText"/>
         <w:rPr>
           <w:rFonts w:ascii="Arial" w:hAnsi="Arial" w:cs="Arial"/>
+          <w:highlight w:val="green"/>
+          <w:rPrChange w:id="58" w:author="Emily Boyer" w:date="2026-02-13T13:13:00Z" w16du:dateUtc="2026-02-13T18:13:00Z">
+            <w:rPr>
+              <w:rFonts w:ascii="Arial" w:hAnsi="Arial" w:cs="Arial"/>
+            </w:rPr>
+          </w:rPrChange>
         </w:rPr>
       </w:pPr>
     </w:p>
@@ -17243,11 +17401,23 @@
         </w:numPr>
         <w:rPr>
           <w:rFonts w:ascii="Arial" w:hAnsi="Arial" w:cs="Arial"/>
-        </w:rPr>
-      </w:pPr>
-      <w:r>
-        <w:rPr>
-          <w:rFonts w:ascii="Arial" w:hAnsi="Arial" w:cs="Arial"/>
+          <w:highlight w:val="green"/>
+          <w:rPrChange w:id="59" w:author="Emily Boyer" w:date="2026-02-13T13:13:00Z" w16du:dateUtc="2026-02-13T18:13:00Z">
+            <w:rPr>
+              <w:rFonts w:ascii="Arial" w:hAnsi="Arial" w:cs="Arial"/>
+            </w:rPr>
+          </w:rPrChange>
+        </w:rPr>
+      </w:pPr>
+      <w:r>
+        <w:rPr>
+          <w:rFonts w:ascii="Arial" w:hAnsi="Arial" w:cs="Arial"/>
+          <w:highlight w:val="green"/>
+          <w:rPrChange w:id="60" w:author="Emily Boyer" w:date="2026-02-13T13:13:00Z" w16du:dateUtc="2026-02-13T18:13:00Z">
+            <w:rPr>
+              <w:rFonts w:ascii="Arial" w:hAnsi="Arial" w:cs="Arial"/>
+            </w:rPr>
+          </w:rPrChange>
         </w:rPr>
         <w:t>Bullard, R.D. (2008). ‘Toxic Wastes and Race at Twenty: Why Race Still Matters After All of These Years’, </w:t>
       </w:r>
@@ -17256,12 +17426,26 @@
           <w:rFonts w:ascii="Arial" w:hAnsi="Arial" w:cs="Arial"/>
           <w:i/>
           <w:iCs/>
+          <w:highlight w:val="green"/>
+          <w:rPrChange w:id="61" w:author="Emily Boyer" w:date="2026-02-13T13:13:00Z" w16du:dateUtc="2026-02-13T18:13:00Z">
+            <w:rPr>
+              <w:rFonts w:ascii="Arial" w:hAnsi="Arial" w:cs="Arial"/>
+              <w:i/>
+              <w:iCs/>
+            </w:rPr>
+          </w:rPrChange>
         </w:rPr>
         <w:t>Environmental Law (Northwestern School of Law)</w:t>
       </w:r>
       <w:r>
         <w:rPr>
           <w:rFonts w:ascii="Arial" w:hAnsi="Arial" w:cs="Arial"/>
+          <w:highlight w:val="green"/>
+          <w:rPrChange w:id="62" w:author="Emily Boyer" w:date="2026-02-13T13:13:00Z" w16du:dateUtc="2026-02-13T18:13:00Z">
+            <w:rPr>
+              <w:rFonts w:ascii="Arial" w:hAnsi="Arial" w:cs="Arial"/>
+            </w:rPr>
+          </w:rPrChange>
         </w:rPr>
         <w:t>, 38(2), pp. 371-411.</w:t>
       </w:r>
@@ -17271,6 +17455,12 @@
         <w:pStyle w:val="EndnoteText"/>
         <w:rPr>
           <w:rFonts w:ascii="Arial" w:hAnsi="Arial" w:cs="Arial"/>
+          <w:highlight w:val="green"/>
+          <w:rPrChange w:id="63" w:author="Emily Boyer" w:date="2026-02-13T13:13:00Z" w16du:dateUtc="2026-02-13T18:13:00Z">
+            <w:rPr>
+              <w:rFonts w:ascii="Arial" w:hAnsi="Arial" w:cs="Arial"/>
+            </w:rPr>
+          </w:rPrChange>
         </w:rPr>
       </w:pPr>
     </w:p>
@@ -17283,11 +17473,23 @@
         </w:numPr>
         <w:rPr>
           <w:rFonts w:ascii="Arial" w:hAnsi="Arial" w:cs="Arial"/>
-        </w:rPr>
-      </w:pPr>
-      <w:r>
-        <w:rPr>
-          <w:rFonts w:ascii="Arial" w:hAnsi="Arial" w:cs="Arial"/>
+          <w:highlight w:val="green"/>
+          <w:rPrChange w:id="64" w:author="Emily Boyer" w:date="2026-02-13T13:13:00Z" w16du:dateUtc="2026-02-13T18:13:00Z">
+            <w:rPr>
+              <w:rFonts w:ascii="Arial" w:hAnsi="Arial" w:cs="Arial"/>
+            </w:rPr>
+          </w:rPrChange>
+        </w:rPr>
+      </w:pPr>
+      <w:r>
+        <w:rPr>
+          <w:rFonts w:ascii="Arial" w:hAnsi="Arial" w:cs="Arial"/>
+          <w:highlight w:val="green"/>
+          <w:rPrChange w:id="65" w:author="Emily Boyer" w:date="2026-02-13T13:13:00Z" w16du:dateUtc="2026-02-13T18:13:00Z">
+            <w:rPr>
+              <w:rFonts w:ascii="Arial" w:hAnsi="Arial" w:cs="Arial"/>
+            </w:rPr>
+          </w:rPrChange>
         </w:rPr>
         <w:t>Bushell, S. (2020). </w:t>
       </w:r>
@@ -17296,6 +17498,14 @@
           <w:rFonts w:ascii="Arial" w:hAnsi="Arial" w:cs="Arial"/>
           <w:i/>
           <w:iCs/>
+          <w:highlight w:val="green"/>
+          <w:rPrChange w:id="66" w:author="Emily Boyer" w:date="2026-02-13T13:13:00Z" w16du:dateUtc="2026-02-13T18:13:00Z">
+            <w:rPr>
+              <w:rFonts w:ascii="Arial" w:hAnsi="Arial" w:cs="Arial"/>
+              <w:i/>
+              <w:iCs/>
+            </w:rPr>
+          </w:rPrChange>
         </w:rPr>
         <w:t xml:space="preserve">Reading and Mapping Fiction: </w:t>
       </w:r>
@@ -17305,6 +17515,14 @@
           <w:rFonts w:ascii="Arial" w:hAnsi="Arial" w:cs="Arial"/>
           <w:i/>
           <w:iCs/>
+          <w:highlight w:val="green"/>
+          <w:rPrChange w:id="67" w:author="Emily Boyer" w:date="2026-02-13T13:13:00Z" w16du:dateUtc="2026-02-13T18:13:00Z">
+            <w:rPr>
+              <w:rFonts w:ascii="Arial" w:hAnsi="Arial" w:cs="Arial"/>
+              <w:i/>
+              <w:iCs/>
+            </w:rPr>
+          </w:rPrChange>
         </w:rPr>
         <w:t>Spatialising</w:t>
       </w:r>
@@ -17314,12 +17532,26 @@
           <w:rFonts w:ascii="Arial" w:hAnsi="Arial" w:cs="Arial"/>
           <w:i/>
           <w:iCs/>
+          <w:highlight w:val="green"/>
+          <w:rPrChange w:id="68" w:author="Emily Boyer" w:date="2026-02-13T13:13:00Z" w16du:dateUtc="2026-02-13T18:13:00Z">
+            <w:rPr>
+              <w:rFonts w:ascii="Arial" w:hAnsi="Arial" w:cs="Arial"/>
+              <w:i/>
+              <w:iCs/>
+            </w:rPr>
+          </w:rPrChange>
         </w:rPr>
         <w:t xml:space="preserve"> the Literary Text</w:t>
       </w:r>
       <w:r>
         <w:rPr>
           <w:rFonts w:ascii="Arial" w:hAnsi="Arial" w:cs="Arial"/>
+          <w:highlight w:val="green"/>
+          <w:rPrChange w:id="69" w:author="Emily Boyer" w:date="2026-02-13T13:13:00Z" w16du:dateUtc="2026-02-13T18:13:00Z">
+            <w:rPr>
+              <w:rFonts w:ascii="Arial" w:hAnsi="Arial" w:cs="Arial"/>
+            </w:rPr>
+          </w:rPrChange>
         </w:rPr>
         <w:t>. Cambridge: Cambridge University Press.</w:t>
       </w:r>
